--- a/forms/surgery-anesthesia-consent.docx
+++ b/forms/surgery-anesthesia-consent.docx
@@ -4,7 +4,7 @@
   <w:body>
     <w:p>
       <w:pPr>
-        <w:spacing w:after="80"/>
+        <w:spacing w:after="60"/>
       </w:pPr>
       <w:r>
         <w:drawing>
@@ -52,7 +52,7 @@
         <w:pBdr>
           <w:bottom w:val="single" w:color="035293" w:sz="18" w:space="6"/>
         </w:pBdr>
-        <w:spacing w:after="40"/>
+        <w:spacing w:after="30" w:line="500" w:lineRule="exact"/>
       </w:pPr>
       <w:r>
         <w:rPr>
@@ -68,7 +68,7 @@
     </w:p>
     <w:p>
       <w:pPr>
-        <w:spacing w:after="120"/>
+        <w:spacing w:after="90" w:line="230" w:lineRule="exact"/>
       </w:pPr>
       <w:r>
         <w:rPr>
@@ -109,16 +109,16 @@
             </w:tcBorders>
             <w:shd w:fill="035293" w:val="clear"/>
             <w:tcMar>
-              <w:top w:type="dxa" w:w="50"/>
-              <w:left w:type="dxa" w:w="90"/>
-              <w:bottom w:type="dxa" w:w="50"/>
-              <w:right w:type="dxa" w:w="60"/>
-            </w:tcMar>
-            <w:vAlign w:val="center"/>
-          </w:tcPr>
-          <w:p>
-            <w:pPr>
-              <w:spacing w:after="10" w:before="10"/>
+              <w:top w:type="dxa" w:w="36"/>
+              <w:left w:type="dxa" w:w="90"/>
+              <w:bottom w:type="dxa" w:w="36"/>
+              <w:right w:type="dxa" w:w="60"/>
+            </w:tcMar>
+            <w:vAlign w:val="center"/>
+          </w:tcPr>
+          <w:p>
+            <w:pPr>
+              <w:spacing w:after="0" w:before="0" w:line="266" w:lineRule="exact"/>
             </w:pPr>
             <w:r>
               <w:rPr>
@@ -165,16 +165,16 @@
             </w:tcBorders>
             <w:shd w:fill="EDF3FA" w:val="clear"/>
             <w:tcMar>
-              <w:top w:type="dxa" w:w="50"/>
-              <w:left w:type="dxa" w:w="90"/>
-              <w:bottom w:type="dxa" w:w="50"/>
-              <w:right w:type="dxa" w:w="60"/>
-            </w:tcMar>
-            <w:vAlign w:val="center"/>
-          </w:tcPr>
-          <w:p>
-            <w:pPr>
-              <w:spacing w:after="10" w:before="10"/>
+              <w:top w:type="dxa" w:w="36"/>
+              <w:left w:type="dxa" w:w="90"/>
+              <w:bottom w:type="dxa" w:w="36"/>
+              <w:right w:type="dxa" w:w="60"/>
+            </w:tcMar>
+            <w:vAlign w:val="center"/>
+          </w:tcPr>
+          <w:p>
+            <w:pPr>
+              <w:spacing w:after="0" w:before="0" w:line="252" w:lineRule="exact"/>
             </w:pPr>
             <w:r>
               <w:rPr>
@@ -199,14 +199,18 @@
               <w:right w:val="single" w:color="B9CCDE" w:sz="4"/>
             </w:tcBorders>
             <w:tcMar>
-              <w:top w:type="dxa" w:w="50"/>
-              <w:left w:type="dxa" w:w="90"/>
-              <w:bottom w:type="dxa" w:w="50"/>
-              <w:right w:type="dxa" w:w="60"/>
-            </w:tcMar>
-            <w:vAlign w:val="center"/>
-          </w:tcPr>
-          <w:p/>
+              <w:top w:type="dxa" w:w="36"/>
+              <w:left w:type="dxa" w:w="90"/>
+              <w:bottom w:type="dxa" w:w="36"/>
+              <w:right w:type="dxa" w:w="60"/>
+            </w:tcMar>
+            <w:vAlign w:val="center"/>
+          </w:tcPr>
+          <w:p>
+            <w:pPr>
+              <w:spacing w:after="0" w:before="0" w:line="252" w:lineRule="exact"/>
+            </w:pPr>
+          </w:p>
         </w:tc>
         <w:tc>
           <w:tcPr>
@@ -219,16 +223,16 @@
             </w:tcBorders>
             <w:shd w:fill="EDF3FA" w:val="clear"/>
             <w:tcMar>
-              <w:top w:type="dxa" w:w="50"/>
-              <w:left w:type="dxa" w:w="90"/>
-              <w:bottom w:type="dxa" w:w="50"/>
-              <w:right w:type="dxa" w:w="60"/>
-            </w:tcMar>
-            <w:vAlign w:val="center"/>
-          </w:tcPr>
-          <w:p>
-            <w:pPr>
-              <w:spacing w:after="10" w:before="10"/>
+              <w:top w:type="dxa" w:w="36"/>
+              <w:left w:type="dxa" w:w="90"/>
+              <w:bottom w:type="dxa" w:w="36"/>
+              <w:right w:type="dxa" w:w="60"/>
+            </w:tcMar>
+            <w:vAlign w:val="center"/>
+          </w:tcPr>
+          <w:p>
+            <w:pPr>
+              <w:spacing w:after="0" w:before="0" w:line="252" w:lineRule="exact"/>
             </w:pPr>
             <w:r>
               <w:rPr>
@@ -253,14 +257,18 @@
               <w:right w:val="single" w:color="B9CCDE" w:sz="4"/>
             </w:tcBorders>
             <w:tcMar>
-              <w:top w:type="dxa" w:w="50"/>
-              <w:left w:type="dxa" w:w="90"/>
-              <w:bottom w:type="dxa" w:w="50"/>
-              <w:right w:type="dxa" w:w="60"/>
-            </w:tcMar>
-            <w:vAlign w:val="center"/>
-          </w:tcPr>
-          <w:p/>
+              <w:top w:type="dxa" w:w="36"/>
+              <w:left w:type="dxa" w:w="90"/>
+              <w:bottom w:type="dxa" w:w="36"/>
+              <w:right w:type="dxa" w:w="60"/>
+            </w:tcMar>
+            <w:vAlign w:val="center"/>
+          </w:tcPr>
+          <w:p>
+            <w:pPr>
+              <w:spacing w:after="0" w:before="0" w:line="252" w:lineRule="exact"/>
+            </w:pPr>
+          </w:p>
         </w:tc>
       </w:tr>
       <w:tr>
@@ -275,16 +283,16 @@
             </w:tcBorders>
             <w:shd w:fill="EDF3FA" w:val="clear"/>
             <w:tcMar>
-              <w:top w:type="dxa" w:w="50"/>
-              <w:left w:type="dxa" w:w="90"/>
-              <w:bottom w:type="dxa" w:w="50"/>
-              <w:right w:type="dxa" w:w="60"/>
-            </w:tcMar>
-            <w:vAlign w:val="center"/>
-          </w:tcPr>
-          <w:p>
-            <w:pPr>
-              <w:spacing w:after="10" w:before="10"/>
+              <w:top w:type="dxa" w:w="36"/>
+              <w:left w:type="dxa" w:w="90"/>
+              <w:bottom w:type="dxa" w:w="36"/>
+              <w:right w:type="dxa" w:w="60"/>
+            </w:tcMar>
+            <w:vAlign w:val="center"/>
+          </w:tcPr>
+          <w:p>
+            <w:pPr>
+              <w:spacing w:after="0" w:before="0" w:line="252" w:lineRule="exact"/>
             </w:pPr>
             <w:r>
               <w:rPr>
@@ -309,14 +317,18 @@
               <w:right w:val="single" w:color="B9CCDE" w:sz="4"/>
             </w:tcBorders>
             <w:tcMar>
-              <w:top w:type="dxa" w:w="50"/>
-              <w:left w:type="dxa" w:w="90"/>
-              <w:bottom w:type="dxa" w:w="50"/>
-              <w:right w:type="dxa" w:w="60"/>
-            </w:tcMar>
-            <w:vAlign w:val="center"/>
-          </w:tcPr>
-          <w:p/>
+              <w:top w:type="dxa" w:w="36"/>
+              <w:left w:type="dxa" w:w="90"/>
+              <w:bottom w:type="dxa" w:w="36"/>
+              <w:right w:type="dxa" w:w="60"/>
+            </w:tcMar>
+            <w:vAlign w:val="center"/>
+          </w:tcPr>
+          <w:p>
+            <w:pPr>
+              <w:spacing w:after="0" w:before="0" w:line="252" w:lineRule="exact"/>
+            </w:pPr>
+          </w:p>
         </w:tc>
         <w:tc>
           <w:tcPr>
@@ -329,16 +341,16 @@
             </w:tcBorders>
             <w:shd w:fill="EDF3FA" w:val="clear"/>
             <w:tcMar>
-              <w:top w:type="dxa" w:w="50"/>
-              <w:left w:type="dxa" w:w="90"/>
-              <w:bottom w:type="dxa" w:w="50"/>
-              <w:right w:type="dxa" w:w="60"/>
-            </w:tcMar>
-            <w:vAlign w:val="center"/>
-          </w:tcPr>
-          <w:p>
-            <w:pPr>
-              <w:spacing w:after="10" w:before="10"/>
+              <w:top w:type="dxa" w:w="36"/>
+              <w:left w:type="dxa" w:w="90"/>
+              <w:bottom w:type="dxa" w:w="36"/>
+              <w:right w:type="dxa" w:w="60"/>
+            </w:tcMar>
+            <w:vAlign w:val="center"/>
+          </w:tcPr>
+          <w:p>
+            <w:pPr>
+              <w:spacing w:after="0" w:before="0" w:line="252" w:lineRule="exact"/>
             </w:pPr>
             <w:r>
               <w:rPr>
@@ -363,14 +375,18 @@
               <w:right w:val="single" w:color="B9CCDE" w:sz="4"/>
             </w:tcBorders>
             <w:tcMar>
-              <w:top w:type="dxa" w:w="50"/>
-              <w:left w:type="dxa" w:w="90"/>
-              <w:bottom w:type="dxa" w:w="50"/>
-              <w:right w:type="dxa" w:w="60"/>
-            </w:tcMar>
-            <w:vAlign w:val="center"/>
-          </w:tcPr>
-          <w:p/>
+              <w:top w:type="dxa" w:w="36"/>
+              <w:left w:type="dxa" w:w="90"/>
+              <w:bottom w:type="dxa" w:w="36"/>
+              <w:right w:type="dxa" w:w="60"/>
+            </w:tcMar>
+            <w:vAlign w:val="center"/>
+          </w:tcPr>
+          <w:p>
+            <w:pPr>
+              <w:spacing w:after="0" w:before="0" w:line="252" w:lineRule="exact"/>
+            </w:pPr>
+          </w:p>
         </w:tc>
       </w:tr>
       <w:tr>
@@ -385,16 +401,16 @@
             </w:tcBorders>
             <w:shd w:fill="EDF3FA" w:val="clear"/>
             <w:tcMar>
-              <w:top w:type="dxa" w:w="50"/>
-              <w:left w:type="dxa" w:w="90"/>
-              <w:bottom w:type="dxa" w:w="50"/>
-              <w:right w:type="dxa" w:w="60"/>
-            </w:tcMar>
-            <w:vAlign w:val="center"/>
-          </w:tcPr>
-          <w:p>
-            <w:pPr>
-              <w:spacing w:after="10" w:before="10"/>
+              <w:top w:type="dxa" w:w="36"/>
+              <w:left w:type="dxa" w:w="90"/>
+              <w:bottom w:type="dxa" w:w="36"/>
+              <w:right w:type="dxa" w:w="60"/>
+            </w:tcMar>
+            <w:vAlign w:val="center"/>
+          </w:tcPr>
+          <w:p>
+            <w:pPr>
+              <w:spacing w:after="0" w:before="0" w:line="252" w:lineRule="exact"/>
             </w:pPr>
             <w:r>
               <w:rPr>
@@ -419,14 +435,18 @@
               <w:right w:val="single" w:color="B9CCDE" w:sz="4"/>
             </w:tcBorders>
             <w:tcMar>
-              <w:top w:type="dxa" w:w="50"/>
-              <w:left w:type="dxa" w:w="90"/>
-              <w:bottom w:type="dxa" w:w="50"/>
-              <w:right w:type="dxa" w:w="60"/>
-            </w:tcMar>
-            <w:vAlign w:val="center"/>
-          </w:tcPr>
-          <w:p/>
+              <w:top w:type="dxa" w:w="36"/>
+              <w:left w:type="dxa" w:w="90"/>
+              <w:bottom w:type="dxa" w:w="36"/>
+              <w:right w:type="dxa" w:w="60"/>
+            </w:tcMar>
+            <w:vAlign w:val="center"/>
+          </w:tcPr>
+          <w:p>
+            <w:pPr>
+              <w:spacing w:after="0" w:before="0" w:line="252" w:lineRule="exact"/>
+            </w:pPr>
+          </w:p>
         </w:tc>
         <w:tc>
           <w:tcPr>
@@ -439,16 +459,16 @@
             </w:tcBorders>
             <w:shd w:fill="EDF3FA" w:val="clear"/>
             <w:tcMar>
-              <w:top w:type="dxa" w:w="50"/>
-              <w:left w:type="dxa" w:w="90"/>
-              <w:bottom w:type="dxa" w:w="50"/>
-              <w:right w:type="dxa" w:w="60"/>
-            </w:tcMar>
-            <w:vAlign w:val="center"/>
-          </w:tcPr>
-          <w:p>
-            <w:pPr>
-              <w:spacing w:after="10" w:before="10"/>
+              <w:top w:type="dxa" w:w="36"/>
+              <w:left w:type="dxa" w:w="90"/>
+              <w:bottom w:type="dxa" w:w="36"/>
+              <w:right w:type="dxa" w:w="60"/>
+            </w:tcMar>
+            <w:vAlign w:val="center"/>
+          </w:tcPr>
+          <w:p>
+            <w:pPr>
+              <w:spacing w:after="0" w:before="0" w:line="252" w:lineRule="exact"/>
             </w:pPr>
             <w:r>
               <w:rPr>
@@ -473,16 +493,16 @@
               <w:right w:val="single" w:color="B9CCDE" w:sz="4"/>
             </w:tcBorders>
             <w:tcMar>
-              <w:top w:type="dxa" w:w="50"/>
-              <w:left w:type="dxa" w:w="90"/>
-              <w:bottom w:type="dxa" w:w="50"/>
-              <w:right w:type="dxa" w:w="60"/>
-            </w:tcMar>
-            <w:vAlign w:val="center"/>
-          </w:tcPr>
-          <w:p>
-            <w:pPr>
-              <w:spacing w:after="10" w:before="10"/>
+              <w:top w:type="dxa" w:w="36"/>
+              <w:left w:type="dxa" w:w="90"/>
+              <w:bottom w:type="dxa" w:w="36"/>
+              <w:right w:type="dxa" w:w="60"/>
+            </w:tcMar>
+            <w:vAlign w:val="center"/>
+          </w:tcPr>
+          <w:p>
+            <w:pPr>
+              <w:spacing w:after="0" w:before="0" w:line="252" w:lineRule="exact"/>
             </w:pPr>
             <w:r>
               <w:rPr>
@@ -531,16 +551,16 @@
             </w:tcBorders>
             <w:shd w:fill="EDF3FA" w:val="clear"/>
             <w:tcMar>
-              <w:top w:type="dxa" w:w="50"/>
-              <w:left w:type="dxa" w:w="90"/>
-              <w:bottom w:type="dxa" w:w="50"/>
-              <w:right w:type="dxa" w:w="60"/>
-            </w:tcMar>
-            <w:vAlign w:val="center"/>
-          </w:tcPr>
-          <w:p>
-            <w:pPr>
-              <w:spacing w:after="10" w:before="10"/>
+              <w:top w:type="dxa" w:w="36"/>
+              <w:left w:type="dxa" w:w="90"/>
+              <w:bottom w:type="dxa" w:w="36"/>
+              <w:right w:type="dxa" w:w="60"/>
+            </w:tcMar>
+            <w:vAlign w:val="center"/>
+          </w:tcPr>
+          <w:p>
+            <w:pPr>
+              <w:spacing w:after="0" w:before="0" w:line="252" w:lineRule="exact"/>
             </w:pPr>
             <w:r>
               <w:rPr>
@@ -565,14 +585,18 @@
               <w:right w:val="single" w:color="B9CCDE" w:sz="4"/>
             </w:tcBorders>
             <w:tcMar>
-              <w:top w:type="dxa" w:w="50"/>
-              <w:left w:type="dxa" w:w="90"/>
-              <w:bottom w:type="dxa" w:w="50"/>
-              <w:right w:type="dxa" w:w="60"/>
-            </w:tcMar>
-            <w:vAlign w:val="center"/>
-          </w:tcPr>
-          <w:p/>
+              <w:top w:type="dxa" w:w="36"/>
+              <w:left w:type="dxa" w:w="90"/>
+              <w:bottom w:type="dxa" w:w="36"/>
+              <w:right w:type="dxa" w:w="60"/>
+            </w:tcMar>
+            <w:vAlign w:val="center"/>
+          </w:tcPr>
+          <w:p>
+            <w:pPr>
+              <w:spacing w:after="0" w:before="0" w:line="252" w:lineRule="exact"/>
+            </w:pPr>
+          </w:p>
         </w:tc>
         <w:tc>
           <w:tcPr>
@@ -585,16 +609,16 @@
             </w:tcBorders>
             <w:shd w:fill="EDF3FA" w:val="clear"/>
             <w:tcMar>
-              <w:top w:type="dxa" w:w="50"/>
-              <w:left w:type="dxa" w:w="90"/>
-              <w:bottom w:type="dxa" w:w="50"/>
-              <w:right w:type="dxa" w:w="60"/>
-            </w:tcMar>
-            <w:vAlign w:val="center"/>
-          </w:tcPr>
-          <w:p>
-            <w:pPr>
-              <w:spacing w:after="10" w:before="10"/>
+              <w:top w:type="dxa" w:w="36"/>
+              <w:left w:type="dxa" w:w="90"/>
+              <w:bottom w:type="dxa" w:w="36"/>
+              <w:right w:type="dxa" w:w="60"/>
+            </w:tcMar>
+            <w:vAlign w:val="center"/>
+          </w:tcPr>
+          <w:p>
+            <w:pPr>
+              <w:spacing w:after="0" w:before="0" w:line="252" w:lineRule="exact"/>
             </w:pPr>
             <w:r>
               <w:rPr>
@@ -619,14 +643,18 @@
               <w:right w:val="single" w:color="B9CCDE" w:sz="4"/>
             </w:tcBorders>
             <w:tcMar>
-              <w:top w:type="dxa" w:w="50"/>
-              <w:left w:type="dxa" w:w="90"/>
-              <w:bottom w:type="dxa" w:w="50"/>
-              <w:right w:type="dxa" w:w="60"/>
-            </w:tcMar>
-            <w:vAlign w:val="center"/>
-          </w:tcPr>
-          <w:p/>
+              <w:top w:type="dxa" w:w="36"/>
+              <w:left w:type="dxa" w:w="90"/>
+              <w:bottom w:type="dxa" w:w="36"/>
+              <w:right w:type="dxa" w:w="60"/>
+            </w:tcMar>
+            <w:vAlign w:val="center"/>
+          </w:tcPr>
+          <w:p>
+            <w:pPr>
+              <w:spacing w:after="0" w:before="0" w:line="252" w:lineRule="exact"/>
+            </w:pPr>
+          </w:p>
         </w:tc>
         <w:tc>
           <w:tcPr>
@@ -639,16 +667,16 @@
             </w:tcBorders>
             <w:shd w:fill="EDF3FA" w:val="clear"/>
             <w:tcMar>
-              <w:top w:type="dxa" w:w="50"/>
-              <w:left w:type="dxa" w:w="90"/>
-              <w:bottom w:type="dxa" w:w="50"/>
-              <w:right w:type="dxa" w:w="60"/>
-            </w:tcMar>
-            <w:vAlign w:val="center"/>
-          </w:tcPr>
-          <w:p>
-            <w:pPr>
-              <w:spacing w:after="10" w:before="10"/>
+              <w:top w:type="dxa" w:w="36"/>
+              <w:left w:type="dxa" w:w="90"/>
+              <w:bottom w:type="dxa" w:w="36"/>
+              <w:right w:type="dxa" w:w="60"/>
+            </w:tcMar>
+            <w:vAlign w:val="center"/>
+          </w:tcPr>
+          <w:p>
+            <w:pPr>
+              <w:spacing w:after="0" w:before="0" w:line="252" w:lineRule="exact"/>
             </w:pPr>
             <w:r>
               <w:rPr>
@@ -673,20 +701,24 @@
               <w:right w:val="single" w:color="B9CCDE" w:sz="4"/>
             </w:tcBorders>
             <w:tcMar>
-              <w:top w:type="dxa" w:w="50"/>
-              <w:left w:type="dxa" w:w="90"/>
-              <w:bottom w:type="dxa" w:w="50"/>
-              <w:right w:type="dxa" w:w="60"/>
-            </w:tcMar>
-            <w:vAlign w:val="center"/>
-          </w:tcPr>
-          <w:p/>
+              <w:top w:type="dxa" w:w="36"/>
+              <w:left w:type="dxa" w:w="90"/>
+              <w:bottom w:type="dxa" w:w="36"/>
+              <w:right w:type="dxa" w:w="60"/>
+            </w:tcMar>
+            <w:vAlign w:val="center"/>
+          </w:tcPr>
+          <w:p>
+            <w:pPr>
+              <w:spacing w:after="0" w:before="0" w:line="252" w:lineRule="exact"/>
+            </w:pPr>
+          </w:p>
         </w:tc>
       </w:tr>
     </w:tbl>
     <w:p>
       <w:pPr>
-        <w:spacing w:after="60" w:before="0"/>
+        <w:spacing w:after="0" w:before="0" w:line="90" w:lineRule="exact"/>
       </w:pPr>
     </w:p>
     <w:tbl>
@@ -716,16 +748,16 @@
             </w:tcBorders>
             <w:shd w:fill="035293" w:val="clear"/>
             <w:tcMar>
-              <w:top w:type="dxa" w:w="50"/>
-              <w:left w:type="dxa" w:w="90"/>
-              <w:bottom w:type="dxa" w:w="50"/>
-              <w:right w:type="dxa" w:w="60"/>
-            </w:tcMar>
-            <w:vAlign w:val="center"/>
-          </w:tcPr>
-          <w:p>
-            <w:pPr>
-              <w:spacing w:after="10" w:before="10"/>
+              <w:top w:type="dxa" w:w="36"/>
+              <w:left w:type="dxa" w:w="90"/>
+              <w:bottom w:type="dxa" w:w="36"/>
+              <w:right w:type="dxa" w:w="60"/>
+            </w:tcMar>
+            <w:vAlign w:val="center"/>
+          </w:tcPr>
+          <w:p>
+            <w:pPr>
+              <w:spacing w:after="0" w:before="0" w:line="266" w:lineRule="exact"/>
             </w:pPr>
             <w:r>
               <w:rPr>
@@ -770,16 +802,16 @@
             </w:tcBorders>
             <w:shd w:fill="EDF3FA" w:val="clear"/>
             <w:tcMar>
-              <w:top w:type="dxa" w:w="50"/>
-              <w:left w:type="dxa" w:w="90"/>
-              <w:bottom w:type="dxa" w:w="50"/>
-              <w:right w:type="dxa" w:w="60"/>
-            </w:tcMar>
-            <w:vAlign w:val="center"/>
-          </w:tcPr>
-          <w:p>
-            <w:pPr>
-              <w:spacing w:after="10" w:before="10"/>
+              <w:top w:type="dxa" w:w="36"/>
+              <w:left w:type="dxa" w:w="90"/>
+              <w:bottom w:type="dxa" w:w="36"/>
+              <w:right w:type="dxa" w:w="60"/>
+            </w:tcMar>
+            <w:vAlign w:val="center"/>
+          </w:tcPr>
+          <w:p>
+            <w:pPr>
+              <w:spacing w:after="0" w:before="0" w:line="252" w:lineRule="exact"/>
             </w:pPr>
             <w:r>
               <w:rPr>
@@ -804,14 +836,18 @@
               <w:right w:val="single" w:color="B9CCDE" w:sz="4"/>
             </w:tcBorders>
             <w:tcMar>
-              <w:top w:type="dxa" w:w="50"/>
-              <w:left w:type="dxa" w:w="90"/>
-              <w:bottom w:type="dxa" w:w="50"/>
-              <w:right w:type="dxa" w:w="60"/>
-            </w:tcMar>
-            <w:vAlign w:val="center"/>
-          </w:tcPr>
-          <w:p/>
+              <w:top w:type="dxa" w:w="36"/>
+              <w:left w:type="dxa" w:w="90"/>
+              <w:bottom w:type="dxa" w:w="36"/>
+              <w:right w:type="dxa" w:w="60"/>
+            </w:tcMar>
+            <w:vAlign w:val="center"/>
+          </w:tcPr>
+          <w:p>
+            <w:pPr>
+              <w:spacing w:after="0" w:before="0" w:line="252" w:lineRule="exact"/>
+            </w:pPr>
+          </w:p>
         </w:tc>
       </w:tr>
       <w:tr>
@@ -826,16 +862,16 @@
             </w:tcBorders>
             <w:shd w:fill="EDF3FA" w:val="clear"/>
             <w:tcMar>
-              <w:top w:type="dxa" w:w="50"/>
-              <w:left w:type="dxa" w:w="90"/>
-              <w:bottom w:type="dxa" w:w="50"/>
-              <w:right w:type="dxa" w:w="60"/>
-            </w:tcMar>
-            <w:vAlign w:val="center"/>
-          </w:tcPr>
-          <w:p>
-            <w:pPr>
-              <w:spacing w:after="10" w:before="10"/>
+              <w:top w:type="dxa" w:w="36"/>
+              <w:left w:type="dxa" w:w="90"/>
+              <w:bottom w:type="dxa" w:w="36"/>
+              <w:right w:type="dxa" w:w="60"/>
+            </w:tcMar>
+            <w:vAlign w:val="center"/>
+          </w:tcPr>
+          <w:p>
+            <w:pPr>
+              <w:spacing w:after="0" w:before="0" w:line="252" w:lineRule="exact"/>
             </w:pPr>
             <w:r>
               <w:rPr>
@@ -860,16 +896,21 @@
               <w:right w:val="single" w:color="B9CCDE" w:sz="4"/>
             </w:tcBorders>
             <w:tcMar>
-              <w:top w:type="dxa" w:w="50"/>
-              <w:left w:type="dxa" w:w="90"/>
-              <w:bottom w:type="dxa" w:w="50"/>
-              <w:right w:type="dxa" w:w="60"/>
-            </w:tcMar>
-            <w:vAlign w:val="center"/>
-          </w:tcPr>
-          <w:p>
-            <w:pPr>
-              <w:spacing w:after="10" w:before="10"/>
+              <w:top w:type="dxa" w:w="36"/>
+              <w:left w:type="dxa" w:w="90"/>
+              <w:bottom w:type="dxa" w:w="36"/>
+              <w:right w:type="dxa" w:w="60"/>
+            </w:tcMar>
+            <w:vAlign w:val="center"/>
+          </w:tcPr>
+          <w:p>
+            <w:pPr>
+              <w:spacing w:after="0" w:before="0" w:line="252" w:lineRule="exact"/>
+            </w:pPr>
+          </w:p>
+          <w:p>
+            <w:pPr>
+              <w:spacing w:after="0" w:before="0" w:line="252" w:lineRule="exact"/>
             </w:pPr>
           </w:p>
         </w:tc>
@@ -886,16 +927,16 @@
             </w:tcBorders>
             <w:shd w:fill="EDF3FA" w:val="clear"/>
             <w:tcMar>
-              <w:top w:type="dxa" w:w="50"/>
-              <w:left w:type="dxa" w:w="90"/>
-              <w:bottom w:type="dxa" w:w="50"/>
-              <w:right w:type="dxa" w:w="60"/>
-            </w:tcMar>
-            <w:vAlign w:val="center"/>
-          </w:tcPr>
-          <w:p>
-            <w:pPr>
-              <w:spacing w:after="10" w:before="10"/>
+              <w:top w:type="dxa" w:w="36"/>
+              <w:left w:type="dxa" w:w="90"/>
+              <w:bottom w:type="dxa" w:w="36"/>
+              <w:right w:type="dxa" w:w="60"/>
+            </w:tcMar>
+            <w:vAlign w:val="center"/>
+          </w:tcPr>
+          <w:p>
+            <w:pPr>
+              <w:spacing w:after="0" w:before="0" w:line="252" w:lineRule="exact"/>
             </w:pPr>
             <w:r>
               <w:rPr>
@@ -920,16 +961,16 @@
               <w:right w:val="single" w:color="B9CCDE" w:sz="4"/>
             </w:tcBorders>
             <w:tcMar>
-              <w:top w:type="dxa" w:w="50"/>
-              <w:left w:type="dxa" w:w="90"/>
-              <w:bottom w:type="dxa" w:w="50"/>
-              <w:right w:type="dxa" w:w="60"/>
-            </w:tcMar>
-            <w:vAlign w:val="center"/>
-          </w:tcPr>
-          <w:p>
-            <w:pPr>
-              <w:spacing w:after="10" w:before="10"/>
+              <w:top w:type="dxa" w:w="36"/>
+              <w:left w:type="dxa" w:w="90"/>
+              <w:bottom w:type="dxa" w:w="36"/>
+              <w:right w:type="dxa" w:w="60"/>
+            </w:tcMar>
+            <w:vAlign w:val="center"/>
+          </w:tcPr>
+          <w:p>
+            <w:pPr>
+              <w:spacing w:after="0" w:before="0" w:line="224" w:lineRule="exact"/>
             </w:pPr>
             <w:r>
               <w:rPr>
@@ -948,7 +989,7 @@
     </w:tbl>
     <w:p>
       <w:pPr>
-        <w:spacing w:after="10" w:before="10"/>
+        <w:spacing w:after="0" w:before="0" w:line="196" w:lineRule="exact"/>
       </w:pPr>
       <w:r>
         <w:rPr>
@@ -964,7 +1005,7 @@
     </w:p>
     <w:p>
       <w:pPr>
-        <w:spacing w:after="60" w:before="0"/>
+        <w:spacing w:after="0" w:before="0" w:line="90" w:lineRule="exact"/>
       </w:pPr>
     </w:p>
     <w:tbl>
@@ -994,16 +1035,16 @@
             </w:tcBorders>
             <w:shd w:fill="035293" w:val="clear"/>
             <w:tcMar>
-              <w:top w:type="dxa" w:w="50"/>
-              <w:left w:type="dxa" w:w="90"/>
-              <w:bottom w:type="dxa" w:w="50"/>
-              <w:right w:type="dxa" w:w="60"/>
-            </w:tcMar>
-            <w:vAlign w:val="center"/>
-          </w:tcPr>
-          <w:p>
-            <w:pPr>
-              <w:spacing w:after="10" w:before="10"/>
+              <w:top w:type="dxa" w:w="36"/>
+              <w:left w:type="dxa" w:w="90"/>
+              <w:bottom w:type="dxa" w:w="36"/>
+              <w:right w:type="dxa" w:w="60"/>
+            </w:tcMar>
+            <w:vAlign w:val="center"/>
+          </w:tcPr>
+          <w:p>
+            <w:pPr>
+              <w:spacing w:after="0" w:before="0" w:line="266" w:lineRule="exact"/>
             </w:pPr>
             <w:r>
               <w:rPr>
@@ -1050,16 +1091,16 @@
             </w:tcBorders>
             <w:shd w:fill="EDF3FA" w:val="clear"/>
             <w:tcMar>
-              <w:top w:type="dxa" w:w="50"/>
-              <w:left w:type="dxa" w:w="90"/>
-              <w:bottom w:type="dxa" w:w="50"/>
-              <w:right w:type="dxa" w:w="60"/>
-            </w:tcMar>
-            <w:vAlign w:val="center"/>
-          </w:tcPr>
-          <w:p>
-            <w:pPr>
-              <w:spacing w:after="10" w:before="10"/>
+              <w:top w:type="dxa" w:w="36"/>
+              <w:left w:type="dxa" w:w="90"/>
+              <w:bottom w:type="dxa" w:w="36"/>
+              <w:right w:type="dxa" w:w="60"/>
+            </w:tcMar>
+            <w:vAlign w:val="center"/>
+          </w:tcPr>
+          <w:p>
+            <w:pPr>
+              <w:spacing w:after="0" w:before="0" w:line="252" w:lineRule="exact"/>
             </w:pPr>
             <w:r>
               <w:rPr>
@@ -1084,14 +1125,18 @@
               <w:right w:val="single" w:color="B9CCDE" w:sz="4"/>
             </w:tcBorders>
             <w:tcMar>
-              <w:top w:type="dxa" w:w="50"/>
-              <w:left w:type="dxa" w:w="90"/>
-              <w:bottom w:type="dxa" w:w="50"/>
-              <w:right w:type="dxa" w:w="60"/>
-            </w:tcMar>
-            <w:vAlign w:val="center"/>
-          </w:tcPr>
-          <w:p/>
+              <w:top w:type="dxa" w:w="36"/>
+              <w:left w:type="dxa" w:w="90"/>
+              <w:bottom w:type="dxa" w:w="36"/>
+              <w:right w:type="dxa" w:w="60"/>
+            </w:tcMar>
+            <w:vAlign w:val="center"/>
+          </w:tcPr>
+          <w:p>
+            <w:pPr>
+              <w:spacing w:after="0" w:before="0" w:line="252" w:lineRule="exact"/>
+            </w:pPr>
+          </w:p>
         </w:tc>
         <w:tc>
           <w:tcPr>
@@ -1104,16 +1149,16 @@
             </w:tcBorders>
             <w:shd w:fill="EDF3FA" w:val="clear"/>
             <w:tcMar>
-              <w:top w:type="dxa" w:w="50"/>
-              <w:left w:type="dxa" w:w="90"/>
-              <w:bottom w:type="dxa" w:w="50"/>
-              <w:right w:type="dxa" w:w="60"/>
-            </w:tcMar>
-            <w:vAlign w:val="center"/>
-          </w:tcPr>
-          <w:p>
-            <w:pPr>
-              <w:spacing w:after="10" w:before="10"/>
+              <w:top w:type="dxa" w:w="36"/>
+              <w:left w:type="dxa" w:w="90"/>
+              <w:bottom w:type="dxa" w:w="36"/>
+              <w:right w:type="dxa" w:w="60"/>
+            </w:tcMar>
+            <w:vAlign w:val="center"/>
+          </w:tcPr>
+          <w:p>
+            <w:pPr>
+              <w:spacing w:after="0" w:before="0" w:line="252" w:lineRule="exact"/>
             </w:pPr>
             <w:r>
               <w:rPr>
@@ -1138,14 +1183,18 @@
               <w:right w:val="single" w:color="B9CCDE" w:sz="4"/>
             </w:tcBorders>
             <w:tcMar>
-              <w:top w:type="dxa" w:w="50"/>
-              <w:left w:type="dxa" w:w="90"/>
-              <w:bottom w:type="dxa" w:w="50"/>
-              <w:right w:type="dxa" w:w="60"/>
-            </w:tcMar>
-            <w:vAlign w:val="center"/>
-          </w:tcPr>
-          <w:p/>
+              <w:top w:type="dxa" w:w="36"/>
+              <w:left w:type="dxa" w:w="90"/>
+              <w:bottom w:type="dxa" w:w="36"/>
+              <w:right w:type="dxa" w:w="60"/>
+            </w:tcMar>
+            <w:vAlign w:val="center"/>
+          </w:tcPr>
+          <w:p>
+            <w:pPr>
+              <w:spacing w:after="0" w:before="0" w:line="252" w:lineRule="exact"/>
+            </w:pPr>
+          </w:p>
         </w:tc>
       </w:tr>
       <w:tr>
@@ -1160,16 +1209,16 @@
             </w:tcBorders>
             <w:shd w:fill="EDF3FA" w:val="clear"/>
             <w:tcMar>
-              <w:top w:type="dxa" w:w="50"/>
-              <w:left w:type="dxa" w:w="90"/>
-              <w:bottom w:type="dxa" w:w="50"/>
-              <w:right w:type="dxa" w:w="60"/>
-            </w:tcMar>
-            <w:vAlign w:val="center"/>
-          </w:tcPr>
-          <w:p>
-            <w:pPr>
-              <w:spacing w:after="10" w:before="10"/>
+              <w:top w:type="dxa" w:w="36"/>
+              <w:left w:type="dxa" w:w="90"/>
+              <w:bottom w:type="dxa" w:w="36"/>
+              <w:right w:type="dxa" w:w="60"/>
+            </w:tcMar>
+            <w:vAlign w:val="center"/>
+          </w:tcPr>
+          <w:p>
+            <w:pPr>
+              <w:spacing w:after="0" w:before="0" w:line="252" w:lineRule="exact"/>
             </w:pPr>
             <w:r>
               <w:rPr>
@@ -1194,14 +1243,18 @@
               <w:right w:val="single" w:color="B9CCDE" w:sz="4"/>
             </w:tcBorders>
             <w:tcMar>
-              <w:top w:type="dxa" w:w="50"/>
-              <w:left w:type="dxa" w:w="90"/>
-              <w:bottom w:type="dxa" w:w="50"/>
-              <w:right w:type="dxa" w:w="60"/>
-            </w:tcMar>
-            <w:vAlign w:val="center"/>
-          </w:tcPr>
-          <w:p/>
+              <w:top w:type="dxa" w:w="36"/>
+              <w:left w:type="dxa" w:w="90"/>
+              <w:bottom w:type="dxa" w:w="36"/>
+              <w:right w:type="dxa" w:w="60"/>
+            </w:tcMar>
+            <w:vAlign w:val="center"/>
+          </w:tcPr>
+          <w:p>
+            <w:pPr>
+              <w:spacing w:after="0" w:before="0" w:line="252" w:lineRule="exact"/>
+            </w:pPr>
+          </w:p>
         </w:tc>
         <w:tc>
           <w:tcPr>
@@ -1214,16 +1267,16 @@
             </w:tcBorders>
             <w:shd w:fill="EDF3FA" w:val="clear"/>
             <w:tcMar>
-              <w:top w:type="dxa" w:w="50"/>
-              <w:left w:type="dxa" w:w="90"/>
-              <w:bottom w:type="dxa" w:w="50"/>
-              <w:right w:type="dxa" w:w="60"/>
-            </w:tcMar>
-            <w:vAlign w:val="center"/>
-          </w:tcPr>
-          <w:p>
-            <w:pPr>
-              <w:spacing w:after="10" w:before="10"/>
+              <w:top w:type="dxa" w:w="36"/>
+              <w:left w:type="dxa" w:w="90"/>
+              <w:bottom w:type="dxa" w:w="36"/>
+              <w:right w:type="dxa" w:w="60"/>
+            </w:tcMar>
+            <w:vAlign w:val="center"/>
+          </w:tcPr>
+          <w:p>
+            <w:pPr>
+              <w:spacing w:after="0" w:before="0" w:line="252" w:lineRule="exact"/>
             </w:pPr>
             <w:r>
               <w:rPr>
@@ -1248,14 +1301,18 @@
               <w:right w:val="single" w:color="B9CCDE" w:sz="4"/>
             </w:tcBorders>
             <w:tcMar>
-              <w:top w:type="dxa" w:w="50"/>
-              <w:left w:type="dxa" w:w="90"/>
-              <w:bottom w:type="dxa" w:w="50"/>
-              <w:right w:type="dxa" w:w="60"/>
-            </w:tcMar>
-            <w:vAlign w:val="center"/>
-          </w:tcPr>
-          <w:p/>
+              <w:top w:type="dxa" w:w="36"/>
+              <w:left w:type="dxa" w:w="90"/>
+              <w:bottom w:type="dxa" w:w="36"/>
+              <w:right w:type="dxa" w:w="60"/>
+            </w:tcMar>
+            <w:vAlign w:val="center"/>
+          </w:tcPr>
+          <w:p>
+            <w:pPr>
+              <w:spacing w:after="0" w:before="0" w:line="252" w:lineRule="exact"/>
+            </w:pPr>
+          </w:p>
         </w:tc>
       </w:tr>
     </w:tbl>
@@ -1287,16 +1344,16 @@
             </w:tcBorders>
             <w:shd w:fill="EDF3FA" w:val="clear"/>
             <w:tcMar>
-              <w:top w:type="dxa" w:w="50"/>
-              <w:left w:type="dxa" w:w="90"/>
-              <w:bottom w:type="dxa" w:w="50"/>
-              <w:right w:type="dxa" w:w="60"/>
-            </w:tcMar>
-            <w:vAlign w:val="center"/>
-          </w:tcPr>
-          <w:p>
-            <w:pPr>
-              <w:spacing w:after="10" w:before="10"/>
+              <w:top w:type="dxa" w:w="36"/>
+              <w:left w:type="dxa" w:w="90"/>
+              <w:bottom w:type="dxa" w:w="36"/>
+              <w:right w:type="dxa" w:w="60"/>
+            </w:tcMar>
+            <w:vAlign w:val="center"/>
+          </w:tcPr>
+          <w:p>
+            <w:pPr>
+              <w:spacing w:after="0" w:before="0" w:line="252" w:lineRule="exact"/>
             </w:pPr>
             <w:r>
               <w:rPr>
@@ -1321,14 +1378,18 @@
               <w:right w:val="single" w:color="B9CCDE" w:sz="4"/>
             </w:tcBorders>
             <w:tcMar>
-              <w:top w:type="dxa" w:w="50"/>
-              <w:left w:type="dxa" w:w="90"/>
-              <w:bottom w:type="dxa" w:w="50"/>
-              <w:right w:type="dxa" w:w="60"/>
-            </w:tcMar>
-            <w:vAlign w:val="center"/>
-          </w:tcPr>
-          <w:p/>
+              <w:top w:type="dxa" w:w="36"/>
+              <w:left w:type="dxa" w:w="90"/>
+              <w:bottom w:type="dxa" w:w="36"/>
+              <w:right w:type="dxa" w:w="60"/>
+            </w:tcMar>
+            <w:vAlign w:val="center"/>
+          </w:tcPr>
+          <w:p>
+            <w:pPr>
+              <w:spacing w:after="0" w:before="0" w:line="252" w:lineRule="exact"/>
+            </w:pPr>
+          </w:p>
         </w:tc>
       </w:tr>
       <w:tr>
@@ -1343,16 +1404,16 @@
             </w:tcBorders>
             <w:shd w:fill="EDF3FA" w:val="clear"/>
             <w:tcMar>
-              <w:top w:type="dxa" w:w="50"/>
-              <w:left w:type="dxa" w:w="90"/>
-              <w:bottom w:type="dxa" w:w="50"/>
-              <w:right w:type="dxa" w:w="60"/>
-            </w:tcMar>
-            <w:vAlign w:val="center"/>
-          </w:tcPr>
-          <w:p>
-            <w:pPr>
-              <w:spacing w:after="10" w:before="10"/>
+              <w:top w:type="dxa" w:w="36"/>
+              <w:left w:type="dxa" w:w="90"/>
+              <w:bottom w:type="dxa" w:w="36"/>
+              <w:right w:type="dxa" w:w="60"/>
+            </w:tcMar>
+            <w:vAlign w:val="center"/>
+          </w:tcPr>
+          <w:p>
+            <w:pPr>
+              <w:spacing w:after="0" w:before="0" w:line="252" w:lineRule="exact"/>
             </w:pPr>
             <w:r>
               <w:rPr>
@@ -1377,16 +1438,21 @@
               <w:right w:val="single" w:color="B9CCDE" w:sz="4"/>
             </w:tcBorders>
             <w:tcMar>
-              <w:top w:type="dxa" w:w="50"/>
-              <w:left w:type="dxa" w:w="90"/>
-              <w:bottom w:type="dxa" w:w="50"/>
-              <w:right w:type="dxa" w:w="60"/>
-            </w:tcMar>
-            <w:vAlign w:val="center"/>
-          </w:tcPr>
-          <w:p>
-            <w:pPr>
-              <w:spacing w:after="10" w:before="10"/>
+              <w:top w:type="dxa" w:w="36"/>
+              <w:left w:type="dxa" w:w="90"/>
+              <w:bottom w:type="dxa" w:w="36"/>
+              <w:right w:type="dxa" w:w="60"/>
+            </w:tcMar>
+            <w:vAlign w:val="center"/>
+          </w:tcPr>
+          <w:p>
+            <w:pPr>
+              <w:spacing w:after="0" w:before="0" w:line="252" w:lineRule="exact"/>
+            </w:pPr>
+          </w:p>
+          <w:p>
+            <w:pPr>
+              <w:spacing w:after="0" w:before="0" w:line="252" w:lineRule="exact"/>
             </w:pPr>
           </w:p>
         </w:tc>
@@ -1394,7 +1460,7 @@
     </w:tbl>
     <w:p>
       <w:pPr>
-        <w:spacing w:after="60" w:before="0"/>
+        <w:spacing w:after="0" w:before="0" w:line="90" w:lineRule="exact"/>
       </w:pPr>
     </w:p>
     <w:tbl>
@@ -1424,16 +1490,16 @@
             </w:tcBorders>
             <w:shd w:fill="035293" w:val="clear"/>
             <w:tcMar>
-              <w:top w:type="dxa" w:w="50"/>
-              <w:left w:type="dxa" w:w="90"/>
-              <w:bottom w:type="dxa" w:w="50"/>
-              <w:right w:type="dxa" w:w="60"/>
-            </w:tcMar>
-            <w:vAlign w:val="center"/>
-          </w:tcPr>
-          <w:p>
-            <w:pPr>
-              <w:spacing w:after="10" w:before="10"/>
+              <w:top w:type="dxa" w:w="36"/>
+              <w:left w:type="dxa" w:w="90"/>
+              <w:bottom w:type="dxa" w:w="36"/>
+              <w:right w:type="dxa" w:w="60"/>
+            </w:tcMar>
+            <w:vAlign w:val="center"/>
+          </w:tcPr>
+          <w:p>
+            <w:pPr>
+              <w:spacing w:after="0" w:before="0" w:line="266" w:lineRule="exact"/>
             </w:pPr>
             <w:r>
               <w:rPr>
@@ -1476,16 +1542,16 @@
               <w:right w:val="single" w:color="B9CCDE" w:sz="4"/>
             </w:tcBorders>
             <w:tcMar>
-              <w:top w:type="dxa" w:w="50"/>
-              <w:left w:type="dxa" w:w="90"/>
-              <w:bottom w:type="dxa" w:w="50"/>
-              <w:right w:type="dxa" w:w="60"/>
-            </w:tcMar>
-            <w:vAlign w:val="center"/>
-          </w:tcPr>
-          <w:p>
-            <w:pPr>
-              <w:spacing w:after="10" w:before="10"/>
+              <w:top w:type="dxa" w:w="36"/>
+              <w:left w:type="dxa" w:w="90"/>
+              <w:bottom w:type="dxa" w:w="36"/>
+              <w:right w:type="dxa" w:w="60"/>
+            </w:tcMar>
+            <w:vAlign w:val="center"/>
+          </w:tcPr>
+          <w:p>
+            <w:pPr>
+              <w:spacing w:after="0" w:before="0" w:line="252" w:lineRule="exact"/>
             </w:pPr>
             <w:r>
               <w:rPr>
@@ -1512,16 +1578,16 @@
               <w:right w:val="single" w:color="B9CCDE" w:sz="4"/>
             </w:tcBorders>
             <w:tcMar>
-              <w:top w:type="dxa" w:w="50"/>
-              <w:left w:type="dxa" w:w="90"/>
-              <w:bottom w:type="dxa" w:w="50"/>
-              <w:right w:type="dxa" w:w="60"/>
-            </w:tcMar>
-            <w:vAlign w:val="center"/>
-          </w:tcPr>
-          <w:p>
-            <w:pPr>
-              <w:spacing w:after="10" w:before="10"/>
+              <w:top w:type="dxa" w:w="36"/>
+              <w:left w:type="dxa" w:w="90"/>
+              <w:bottom w:type="dxa" w:w="36"/>
+              <w:right w:type="dxa" w:w="60"/>
+            </w:tcMar>
+            <w:vAlign w:val="center"/>
+          </w:tcPr>
+          <w:p>
+            <w:pPr>
+              <w:spacing w:after="0" w:before="0" w:line="252" w:lineRule="exact"/>
             </w:pPr>
             <w:r>
               <w:rPr>
@@ -1548,16 +1614,16 @@
               <w:right w:val="single" w:color="B9CCDE" w:sz="4"/>
             </w:tcBorders>
             <w:tcMar>
-              <w:top w:type="dxa" w:w="50"/>
-              <w:left w:type="dxa" w:w="90"/>
-              <w:bottom w:type="dxa" w:w="50"/>
-              <w:right w:type="dxa" w:w="60"/>
-            </w:tcMar>
-            <w:vAlign w:val="center"/>
-          </w:tcPr>
-          <w:p>
-            <w:pPr>
-              <w:spacing w:after="10" w:before="10"/>
+              <w:top w:type="dxa" w:w="36"/>
+              <w:left w:type="dxa" w:w="90"/>
+              <w:bottom w:type="dxa" w:w="36"/>
+              <w:right w:type="dxa" w:w="60"/>
+            </w:tcMar>
+            <w:vAlign w:val="center"/>
+          </w:tcPr>
+          <w:p>
+            <w:pPr>
+              <w:spacing w:after="0" w:before="0" w:line="252" w:lineRule="exact"/>
             </w:pPr>
             <w:r>
               <w:rPr>
@@ -1584,16 +1650,16 @@
               <w:right w:val="single" w:color="B9CCDE" w:sz="4"/>
             </w:tcBorders>
             <w:tcMar>
-              <w:top w:type="dxa" w:w="50"/>
-              <w:left w:type="dxa" w:w="90"/>
-              <w:bottom w:type="dxa" w:w="50"/>
-              <w:right w:type="dxa" w:w="60"/>
-            </w:tcMar>
-            <w:vAlign w:val="center"/>
-          </w:tcPr>
-          <w:p>
-            <w:pPr>
-              <w:spacing w:after="10" w:before="10"/>
+              <w:top w:type="dxa" w:w="36"/>
+              <w:left w:type="dxa" w:w="90"/>
+              <w:bottom w:type="dxa" w:w="36"/>
+              <w:right w:type="dxa" w:w="60"/>
+            </w:tcMar>
+            <w:vAlign w:val="center"/>
+          </w:tcPr>
+          <w:p>
+            <w:pPr>
+              <w:spacing w:after="0" w:before="0" w:line="224" w:lineRule="exact"/>
             </w:pPr>
             <w:r>
               <w:rPr>
@@ -1612,7 +1678,7 @@
     </w:tbl>
     <w:p>
       <w:pPr>
-        <w:spacing w:after="60" w:before="0"/>
+        <w:spacing w:after="0" w:before="0" w:line="90" w:lineRule="exact"/>
       </w:pPr>
     </w:p>
     <w:tbl>
@@ -1642,16 +1708,16 @@
             </w:tcBorders>
             <w:shd w:fill="035293" w:val="clear"/>
             <w:tcMar>
-              <w:top w:type="dxa" w:w="50"/>
-              <w:left w:type="dxa" w:w="90"/>
-              <w:bottom w:type="dxa" w:w="50"/>
-              <w:right w:type="dxa" w:w="60"/>
-            </w:tcMar>
-            <w:vAlign w:val="center"/>
-          </w:tcPr>
-          <w:p>
-            <w:pPr>
-              <w:spacing w:after="10" w:before="10"/>
+              <w:top w:type="dxa" w:w="36"/>
+              <w:left w:type="dxa" w:w="90"/>
+              <w:bottom w:type="dxa" w:w="36"/>
+              <w:right w:type="dxa" w:w="60"/>
+            </w:tcMar>
+            <w:vAlign w:val="center"/>
+          </w:tcPr>
+          <w:p>
+            <w:pPr>
+              <w:spacing w:after="0" w:before="0" w:line="266" w:lineRule="exact"/>
             </w:pPr>
             <w:r>
               <w:rPr>
@@ -1694,16 +1760,16 @@
               <w:right w:val="single" w:color="B9CCDE" w:sz="4"/>
             </w:tcBorders>
             <w:tcMar>
-              <w:top w:type="dxa" w:w="50"/>
-              <w:left w:type="dxa" w:w="90"/>
-              <w:bottom w:type="dxa" w:w="50"/>
-              <w:right w:type="dxa" w:w="60"/>
-            </w:tcMar>
-            <w:vAlign w:val="center"/>
-          </w:tcPr>
-          <w:p>
-            <w:pPr>
-              <w:spacing w:after="10" w:before="10"/>
+              <w:top w:type="dxa" w:w="36"/>
+              <w:left w:type="dxa" w:w="90"/>
+              <w:bottom w:type="dxa" w:w="36"/>
+              <w:right w:type="dxa" w:w="60"/>
+            </w:tcMar>
+            <w:vAlign w:val="center"/>
+          </w:tcPr>
+          <w:p>
+            <w:pPr>
+              <w:spacing w:after="0" w:before="0" w:line="252" w:lineRule="exact"/>
             </w:pPr>
             <w:r>
               <w:rPr>
@@ -1730,16 +1796,16 @@
               <w:right w:val="single" w:color="B9CCDE" w:sz="4"/>
             </w:tcBorders>
             <w:tcMar>
-              <w:top w:type="dxa" w:w="50"/>
-              <w:left w:type="dxa" w:w="90"/>
-              <w:bottom w:type="dxa" w:w="50"/>
-              <w:right w:type="dxa" w:w="60"/>
-            </w:tcMar>
-            <w:vAlign w:val="center"/>
-          </w:tcPr>
-          <w:p>
-            <w:pPr>
-              <w:spacing w:after="10" w:before="10"/>
+              <w:top w:type="dxa" w:w="36"/>
+              <w:left w:type="dxa" w:w="90"/>
+              <w:bottom w:type="dxa" w:w="36"/>
+              <w:right w:type="dxa" w:w="60"/>
+            </w:tcMar>
+            <w:vAlign w:val="center"/>
+          </w:tcPr>
+          <w:p>
+            <w:pPr>
+              <w:spacing w:after="0" w:before="0" w:line="252" w:lineRule="exact"/>
             </w:pPr>
             <w:r>
               <w:rPr>
@@ -1758,7 +1824,7 @@
     </w:tbl>
     <w:p>
       <w:pPr>
-        <w:spacing w:after="60" w:before="0"/>
+        <w:spacing w:after="0" w:before="0" w:line="90" w:lineRule="exact"/>
       </w:pPr>
     </w:p>
     <w:tbl>
@@ -1788,16 +1854,16 @@
             </w:tcBorders>
             <w:shd w:fill="035293" w:val="clear"/>
             <w:tcMar>
-              <w:top w:type="dxa" w:w="50"/>
-              <w:left w:type="dxa" w:w="90"/>
-              <w:bottom w:type="dxa" w:w="50"/>
-              <w:right w:type="dxa" w:w="60"/>
-            </w:tcMar>
-            <w:vAlign w:val="center"/>
-          </w:tcPr>
-          <w:p>
-            <w:pPr>
-              <w:spacing w:after="10" w:before="10"/>
+              <w:top w:type="dxa" w:w="36"/>
+              <w:left w:type="dxa" w:w="90"/>
+              <w:bottom w:type="dxa" w:w="36"/>
+              <w:right w:type="dxa" w:w="60"/>
+            </w:tcMar>
+            <w:vAlign w:val="center"/>
+          </w:tcPr>
+          <w:p>
+            <w:pPr>
+              <w:spacing w:after="0" w:before="0" w:line="266" w:lineRule="exact"/>
             </w:pPr>
             <w:r>
               <w:rPr>
@@ -1840,16 +1906,16 @@
               <w:right w:val="single" w:color="B9CCDE" w:sz="4"/>
             </w:tcBorders>
             <w:tcMar>
-              <w:top w:type="dxa" w:w="50"/>
-              <w:left w:type="dxa" w:w="90"/>
-              <w:bottom w:type="dxa" w:w="50"/>
-              <w:right w:type="dxa" w:w="60"/>
-            </w:tcMar>
-            <w:vAlign w:val="center"/>
-          </w:tcPr>
-          <w:p>
-            <w:pPr>
-              <w:spacing w:after="10" w:before="10"/>
+              <w:top w:type="dxa" w:w="36"/>
+              <w:left w:type="dxa" w:w="90"/>
+              <w:bottom w:type="dxa" w:w="36"/>
+              <w:right w:type="dxa" w:w="60"/>
+            </w:tcMar>
+            <w:vAlign w:val="center"/>
+          </w:tcPr>
+          <w:p>
+            <w:pPr>
+              <w:spacing w:after="0" w:before="0" w:line="252" w:lineRule="exact"/>
             </w:pPr>
             <w:r>
               <w:rPr>
@@ -1876,16 +1942,16 @@
               <w:right w:val="single" w:color="B9CCDE" w:sz="4"/>
             </w:tcBorders>
             <w:tcMar>
-              <w:top w:type="dxa" w:w="50"/>
-              <w:left w:type="dxa" w:w="90"/>
-              <w:bottom w:type="dxa" w:w="50"/>
-              <w:right w:type="dxa" w:w="60"/>
-            </w:tcMar>
-            <w:vAlign w:val="center"/>
-          </w:tcPr>
-          <w:p>
-            <w:pPr>
-              <w:spacing w:after="10" w:before="10"/>
+              <w:top w:type="dxa" w:w="36"/>
+              <w:left w:type="dxa" w:w="90"/>
+              <w:bottom w:type="dxa" w:w="36"/>
+              <w:right w:type="dxa" w:w="60"/>
+            </w:tcMar>
+            <w:vAlign w:val="center"/>
+          </w:tcPr>
+          <w:p>
+            <w:pPr>
+              <w:spacing w:after="0" w:before="0" w:line="252" w:lineRule="exact"/>
             </w:pPr>
             <w:r>
               <w:rPr>
@@ -1912,16 +1978,16 @@
               <w:right w:val="single" w:color="B9CCDE" w:sz="4"/>
             </w:tcBorders>
             <w:tcMar>
-              <w:top w:type="dxa" w:w="50"/>
-              <w:left w:type="dxa" w:w="90"/>
-              <w:bottom w:type="dxa" w:w="50"/>
-              <w:right w:type="dxa" w:w="60"/>
-            </w:tcMar>
-            <w:vAlign w:val="center"/>
-          </w:tcPr>
-          <w:p>
-            <w:pPr>
-              <w:spacing w:after="10" w:before="10"/>
+              <w:top w:type="dxa" w:w="36"/>
+              <w:left w:type="dxa" w:w="90"/>
+              <w:bottom w:type="dxa" w:w="36"/>
+              <w:right w:type="dxa" w:w="60"/>
+            </w:tcMar>
+            <w:vAlign w:val="center"/>
+          </w:tcPr>
+          <w:p>
+            <w:pPr>
+              <w:spacing w:after="0" w:before="0" w:line="252" w:lineRule="exact"/>
             </w:pPr>
             <w:r>
               <w:rPr>
@@ -1940,7 +2006,7 @@
     </w:tbl>
     <w:p>
       <w:pPr>
-        <w:spacing w:after="60" w:before="0"/>
+        <w:spacing w:after="0" w:before="0" w:line="90" w:lineRule="exact"/>
       </w:pPr>
     </w:p>
     <w:tbl>
@@ -1970,16 +2036,16 @@
             </w:tcBorders>
             <w:shd w:fill="EDF3FA" w:val="clear"/>
             <w:tcMar>
-              <w:top w:type="dxa" w:w="50"/>
-              <w:left w:type="dxa" w:w="90"/>
-              <w:bottom w:type="dxa" w:w="50"/>
-              <w:right w:type="dxa" w:w="60"/>
-            </w:tcMar>
-            <w:vAlign w:val="center"/>
-          </w:tcPr>
-          <w:p>
-            <w:pPr>
-              <w:spacing w:after="10" w:before="10"/>
+              <w:top w:type="dxa" w:w="36"/>
+              <w:left w:type="dxa" w:w="90"/>
+              <w:bottom w:type="dxa" w:w="36"/>
+              <w:right w:type="dxa" w:w="60"/>
+            </w:tcMar>
+            <w:vAlign w:val="center"/>
+          </w:tcPr>
+          <w:p>
+            <w:pPr>
+              <w:spacing w:after="0" w:before="0" w:line="266" w:lineRule="exact"/>
             </w:pPr>
             <w:r>
               <w:rPr>
@@ -1998,7 +2064,7 @@
     </w:tbl>
     <w:p>
       <w:pPr>
-        <w:spacing w:after="60" w:before="0"/>
+        <w:spacing w:after="0" w:before="0" w:line="90" w:lineRule="exact"/>
       </w:pPr>
     </w:p>
     <w:tbl>
@@ -2033,16 +2099,16 @@
             </w:tcBorders>
             <w:shd w:fill="EDF3FA" w:val="clear"/>
             <w:tcMar>
-              <w:top w:type="dxa" w:w="50"/>
-              <w:left w:type="dxa" w:w="90"/>
-              <w:bottom w:type="dxa" w:w="50"/>
-              <w:right w:type="dxa" w:w="60"/>
-            </w:tcMar>
-            <w:vAlign w:val="center"/>
-          </w:tcPr>
-          <w:p>
-            <w:pPr>
-              <w:spacing w:after="10" w:before="10"/>
+              <w:top w:type="dxa" w:w="36"/>
+              <w:left w:type="dxa" w:w="90"/>
+              <w:bottom w:type="dxa" w:w="36"/>
+              <w:right w:type="dxa" w:w="60"/>
+            </w:tcMar>
+            <w:vAlign w:val="center"/>
+          </w:tcPr>
+          <w:p>
+            <w:pPr>
+              <w:spacing w:after="0" w:before="0" w:line="252" w:lineRule="exact"/>
             </w:pPr>
             <w:r>
               <w:rPr>
@@ -2067,16 +2133,16 @@
               <w:right w:val="single" w:color="B9CCDE" w:sz="4"/>
             </w:tcBorders>
             <w:tcMar>
-              <w:top w:type="dxa" w:w="50"/>
-              <w:left w:type="dxa" w:w="90"/>
-              <w:bottom w:type="dxa" w:w="50"/>
-              <w:right w:type="dxa" w:w="60"/>
-            </w:tcMar>
-            <w:vAlign w:val="center"/>
-          </w:tcPr>
-          <w:p>
-            <w:pPr>
-              <w:spacing w:after="10" w:before="10"/>
+              <w:top w:type="dxa" w:w="36"/>
+              <w:left w:type="dxa" w:w="90"/>
+              <w:bottom w:type="dxa" w:w="36"/>
+              <w:right w:type="dxa" w:w="60"/>
+            </w:tcMar>
+            <w:vAlign w:val="center"/>
+          </w:tcPr>
+          <w:p>
+            <w:pPr>
+              <w:spacing w:after="0" w:before="0" w:line="252" w:lineRule="exact"/>
             </w:pPr>
             <w:r>
               <w:rPr>
@@ -2102,16 +2168,16 @@
             </w:tcBorders>
             <w:shd w:fill="EDF3FA" w:val="clear"/>
             <w:tcMar>
-              <w:top w:type="dxa" w:w="50"/>
-              <w:left w:type="dxa" w:w="90"/>
-              <w:bottom w:type="dxa" w:w="50"/>
-              <w:right w:type="dxa" w:w="60"/>
-            </w:tcMar>
-            <w:vAlign w:val="center"/>
-          </w:tcPr>
-          <w:p>
-            <w:pPr>
-              <w:spacing w:after="10" w:before="10"/>
+              <w:top w:type="dxa" w:w="36"/>
+              <w:left w:type="dxa" w:w="90"/>
+              <w:bottom w:type="dxa" w:w="36"/>
+              <w:right w:type="dxa" w:w="60"/>
+            </w:tcMar>
+            <w:vAlign w:val="center"/>
+          </w:tcPr>
+          <w:p>
+            <w:pPr>
+              <w:spacing w:after="0" w:before="0" w:line="252" w:lineRule="exact"/>
             </w:pPr>
             <w:r>
               <w:rPr>
@@ -2136,16 +2202,16 @@
               <w:right w:val="single" w:color="B9CCDE" w:sz="4"/>
             </w:tcBorders>
             <w:tcMar>
-              <w:top w:type="dxa" w:w="50"/>
-              <w:left w:type="dxa" w:w="90"/>
-              <w:bottom w:type="dxa" w:w="50"/>
-              <w:right w:type="dxa" w:w="60"/>
-            </w:tcMar>
-            <w:vAlign w:val="center"/>
-          </w:tcPr>
-          <w:p>
-            <w:pPr>
-              <w:spacing w:after="10" w:before="10"/>
+              <w:top w:type="dxa" w:w="36"/>
+              <w:left w:type="dxa" w:w="90"/>
+              <w:bottom w:type="dxa" w:w="36"/>
+              <w:right w:type="dxa" w:w="60"/>
+            </w:tcMar>
+            <w:vAlign w:val="center"/>
+          </w:tcPr>
+          <w:p>
+            <w:pPr>
+              <w:spacing w:after="0" w:before="0" w:line="252" w:lineRule="exact"/>
             </w:pPr>
             <w:r>
               <w:rPr>
@@ -2171,16 +2237,16 @@
             </w:tcBorders>
             <w:shd w:fill="EDF3FA" w:val="clear"/>
             <w:tcMar>
-              <w:top w:type="dxa" w:w="50"/>
-              <w:left w:type="dxa" w:w="90"/>
-              <w:bottom w:type="dxa" w:w="50"/>
-              <w:right w:type="dxa" w:w="60"/>
-            </w:tcMar>
-            <w:vAlign w:val="center"/>
-          </w:tcPr>
-          <w:p>
-            <w:pPr>
-              <w:spacing w:after="10" w:before="10"/>
+              <w:top w:type="dxa" w:w="36"/>
+              <w:left w:type="dxa" w:w="90"/>
+              <w:bottom w:type="dxa" w:w="36"/>
+              <w:right w:type="dxa" w:w="60"/>
+            </w:tcMar>
+            <w:vAlign w:val="center"/>
+          </w:tcPr>
+          <w:p>
+            <w:pPr>
+              <w:spacing w:after="0" w:before="0" w:line="252" w:lineRule="exact"/>
             </w:pPr>
             <w:r>
               <w:rPr>
@@ -2205,16 +2271,16 @@
               <w:right w:val="single" w:color="B9CCDE" w:sz="4"/>
             </w:tcBorders>
             <w:tcMar>
-              <w:top w:type="dxa" w:w="50"/>
-              <w:left w:type="dxa" w:w="90"/>
-              <w:bottom w:type="dxa" w:w="50"/>
-              <w:right w:type="dxa" w:w="60"/>
-            </w:tcMar>
-            <w:vAlign w:val="center"/>
-          </w:tcPr>
-          <w:p>
-            <w:pPr>
-              <w:spacing w:after="10" w:before="10"/>
+              <w:top w:type="dxa" w:w="36"/>
+              <w:left w:type="dxa" w:w="90"/>
+              <w:bottom w:type="dxa" w:w="36"/>
+              <w:right w:type="dxa" w:w="60"/>
+            </w:tcMar>
+            <w:vAlign w:val="center"/>
+          </w:tcPr>
+          <w:p>
+            <w:pPr>
+              <w:spacing w:after="0" w:before="0" w:line="252" w:lineRule="exact"/>
             </w:pPr>
             <w:r>
               <w:rPr>
@@ -2236,7 +2302,7 @@
         <w:pBdr>
           <w:top w:val="single" w:color="035293" w:sz="8" w:space="4"/>
         </w:pBdr>
-        <w:spacing w:before="160"/>
+        <w:spacing w:before="80" w:line="210" w:lineRule="exact"/>
       </w:pPr>
       <w:r>
         <w:rPr>
@@ -2252,7 +2318,7 @@
     </w:p>
     <w:sectPr>
       <w:pgSz w:w="11906" w:h="16838" w:orient="portrait"/>
-      <w:pgMar w:top="700" w:right="900" w:bottom="700" w:left="900" w:header="708" w:footer="708" w:gutter="0"/>
+      <w:pgMar w:top="540" w:right="900" w:bottom="540" w:left="900" w:header="708" w:footer="708" w:gutter="0"/>
       <w:pgNumType/>
       <w:docGrid w:linePitch="360"/>
     </w:sectPr>

--- a/forms/surgery-anesthesia-consent.docx
+++ b/forms/surgery-anesthesia-consent.docx
@@ -69,7 +69,7 @@
                 <w:sz w:val="14"/>
                 <w:szCs w:val="14"/>
               </w:rPr>
-              <w:t xml:space="preserve">수의사법 제13조의2 및 같은 법 시행규칙 제13조의3에 따른 설명·서면동의 — 전신마취를 동반하는 내부장기·뼈·관절 수술 및 수혈</w:t>
+              <w:t xml:space="preserve">수의사법 제13조의2 및 같은 법 시행규칙 제13조의3에 따른 설명 · 서면동의</w:t>
             </w:r>
           </w:p>
         </w:tc>
@@ -140,63 +140,6 @@
         </w:tc>
       </w:tr>
     </w:tbl>
-    <w:tbl>
-      <w:tblPr>
-        <w:tblW w:type="dxa" w:w="10090"/>
-        <w:tblBorders>
-          <w:top w:val="single" w:color="auto" w:sz="4"/>
-          <w:left w:val="single" w:color="auto" w:sz="4"/>
-          <w:bottom w:val="single" w:color="auto" w:sz="4"/>
-          <w:right w:val="single" w:color="auto" w:sz="4"/>
-          <w:insideH w:val="single" w:color="auto" w:sz="4"/>
-          <w:insideV w:val="single" w:color="auto" w:sz="4"/>
-        </w:tblBorders>
-      </w:tblPr>
-      <w:tblGrid>
-        <w:gridCol w:w="10090"/>
-      </w:tblGrid>
-      <w:tr>
-        <w:trPr>
-          <w:trHeight w:val="300" w:hRule="exact"/>
-        </w:trPr>
-        <w:tc>
-          <w:tcPr>
-            <w:tcW w:type="dxa" w:w="10090"/>
-            <w:tcBorders>
-              <w:top w:val="none" w:color="FFFFFF" w:sz="0"/>
-              <w:left w:val="none" w:color="FFFFFF" w:sz="0"/>
-              <w:bottom w:val="none" w:color="FFFFFF" w:sz="0"/>
-              <w:right w:val="none" w:color="FFFFFF" w:sz="0"/>
-            </w:tcBorders>
-            <w:shd w:fill="035293" w:val="clear"/>
-            <w:tcMar>
-              <w:top w:type="dxa" w:w="20"/>
-              <w:left w:type="dxa" w:w="120"/>
-              <w:bottom w:type="dxa" w:w="20"/>
-              <w:right w:type="dxa" w:w="260"/>
-            </w:tcMar>
-            <w:vAlign w:val="center"/>
-          </w:tcPr>
-          <w:p>
-            <w:pPr>
-              <w:spacing w:after="0" w:before="0" w:line="196" w:lineRule="exact"/>
-              <w:jc w:val="right"/>
-            </w:pPr>
-            <w:r>
-              <w:rPr>
-                <w:rFonts w:ascii="Malgun Gothic" w:eastAsia="Malgun Gothic" w:hAnsi="Malgun Gothic"/>
-                <w:b w:val="false"/>
-                <w:bCs w:val="false"/>
-                <w:color w:val="FFFFFF"/>
-                <w:sz w:val="14"/>
-                <w:szCs w:val="14"/>
-              </w:rPr>
-              <w:t xml:space="preserve">서식번호 KAHA-F-2601 · 시행일자 2026. 8. · 작성 후 1년 보존</w:t>
-            </w:r>
-          </w:p>
-        </w:tc>
-      </w:tr>
-    </w:tbl>
     <w:p>
       <w:pPr>
         <w:spacing w:after="0" w:before="0" w:line="80" w:lineRule="exact"/>
@@ -223,7 +166,7 @@
       </w:tblGrid>
       <w:tr>
         <w:trPr>
-          <w:trHeight w:val="370" w:hRule="exact"/>
+          <w:trHeight w:val="431" w:hRule="exact"/>
         </w:trPr>
         <w:tc>
           <w:tcPr>
@@ -381,7 +324,7 @@
       </w:tr>
       <w:tr>
         <w:trPr>
-          <w:trHeight w:val="370" w:hRule="exact"/>
+          <w:trHeight w:val="431" w:hRule="exact"/>
         </w:trPr>
         <w:tc>
           <w:tcPr>
@@ -484,7 +427,7 @@
                 <w:sz w:val="17"/>
                 <w:szCs w:val="17"/>
               </w:rPr>
-              <w:t xml:space="preserve">제2연락처</w:t>
+              <w:t xml:space="preserve">동물과의 관계</w:t>
             </w:r>
           </w:p>
         </w:tc>
@@ -507,14 +450,25 @@
           </w:tcPr>
           <w:p>
             <w:pPr>
-              <w:spacing w:after="0" w:before="0" w:line="252" w:lineRule="exact"/>
-            </w:pPr>
+              <w:spacing w:after="0" w:before="0" w:line="238" w:lineRule="exact"/>
+            </w:pPr>
+            <w:r>
+              <w:rPr>
+                <w:rFonts w:ascii="Malgun Gothic" w:eastAsia="Malgun Gothic" w:hAnsi="Malgun Gothic"/>
+                <w:b w:val="false"/>
+                <w:bCs w:val="false"/>
+                <w:color w:val="231916"/>
+                <w:sz w:val="17"/>
+                <w:szCs w:val="17"/>
+              </w:rPr>
+              <w:t xml:space="preserve">□ 소유자     □ 대리인</w:t>
+            </w:r>
           </w:p>
         </w:tc>
       </w:tr>
       <w:tr>
         <w:trPr>
-          <w:trHeight w:val="370" w:hRule="exact"/>
+          <w:trHeight w:val="431" w:hRule="exact"/>
         </w:trPr>
         <w:tc>
           <w:tcPr>
@@ -590,7 +544,7 @@
       </w:tr>
       <w:tr>
         <w:trPr>
-          <w:trHeight w:val="370" w:hRule="exact"/>
+          <w:trHeight w:val="431" w:hRule="exact"/>
         </w:trPr>
         <w:tc>
           <w:tcPr>
@@ -748,7 +702,7 @@
       </w:tr>
       <w:tr>
         <w:trPr>
-          <w:trHeight w:val="370" w:hRule="exact"/>
+          <w:trHeight w:val="431" w:hRule="exact"/>
         </w:trPr>
         <w:tc>
           <w:tcPr>
@@ -881,7 +835,7 @@
       </w:tr>
       <w:tr>
         <w:trPr>
-          <w:trHeight w:val="370" w:hRule="exact"/>
+          <w:trHeight w:val="431" w:hRule="exact"/>
         </w:trPr>
         <w:tc>
           <w:tcPr>
@@ -926,71 +880,14 @@
                 <w:sz w:val="17"/>
                 <w:szCs w:val="17"/>
               </w:rPr>
-              <w:t xml:space="preserve">차트번호</w:t>
-            </w:r>
-          </w:p>
-        </w:tc>
-        <w:tc>
-          <w:tcPr>
-            <w:tcW w:type="dxa" w:w="3117"/>
-            <w:tcBorders>
-              <w:top w:val="single" w:color="B9CCDE" w:sz="4"/>
-              <w:left w:val="single" w:color="B9CCDE" w:sz="4"/>
-              <w:bottom w:val="single" w:color="B9CCDE" w:sz="4"/>
-              <w:right w:val="single" w:color="B9CCDE" w:sz="4"/>
-            </w:tcBorders>
-            <w:tcMar>
-              <w:top w:type="dxa" w:w="36"/>
-              <w:left w:type="dxa" w:w="90"/>
-              <w:bottom w:type="dxa" w:w="36"/>
-              <w:right w:type="dxa" w:w="60"/>
-            </w:tcMar>
-            <w:vAlign w:val="center"/>
-          </w:tcPr>
-          <w:p>
-            <w:pPr>
-              <w:spacing w:after="0" w:before="0" w:line="252" w:lineRule="exact"/>
-            </w:pPr>
-          </w:p>
-        </w:tc>
-        <w:tc>
-          <w:tcPr>
-            <w:tcW w:type="dxa" w:w="1361"/>
-            <w:tcBorders>
-              <w:top w:val="single" w:color="B9CCDE" w:sz="4"/>
-              <w:left w:val="single" w:color="B9CCDE" w:sz="4"/>
-              <w:bottom w:val="single" w:color="B9CCDE" w:sz="4"/>
-              <w:right w:val="single" w:color="B9CCDE" w:sz="4"/>
-            </w:tcBorders>
-            <w:shd w:fill="EDF3FA" w:val="clear"/>
-            <w:tcMar>
-              <w:top w:type="dxa" w:w="36"/>
-              <w:left w:type="dxa" w:w="90"/>
-              <w:bottom w:type="dxa" w:w="36"/>
-              <w:right w:type="dxa" w:w="60"/>
-            </w:tcMar>
-            <w:vAlign w:val="center"/>
-          </w:tcPr>
-          <w:p>
-            <w:pPr>
-              <w:spacing w:after="0" w:before="0" w:line="238" w:lineRule="exact"/>
-            </w:pPr>
-            <w:r>
-              <w:rPr>
-                <w:rFonts w:ascii="Malgun Gothic" w:eastAsia="Malgun Gothic" w:hAnsi="Malgun Gothic"/>
-                <w:b/>
-                <w:bCs/>
-                <w:color w:val="231916"/>
-                <w:sz w:val="17"/>
-                <w:szCs w:val="17"/>
-              </w:rPr>
               <w:t xml:space="preserve">특이사항</w:t>
             </w:r>
           </w:p>
         </w:tc>
         <w:tc>
           <w:tcPr>
-            <w:tcW w:type="dxa" w:w="3117"/>
+            <w:tcW w:type="dxa" w:w="7595"/>
+            <w:gridSpan w:val="3"/>
             <w:tcBorders>
               <w:top w:val="single" w:color="B9CCDE" w:sz="4"/>
               <w:left w:val="single" w:color="B9CCDE" w:sz="4"/>
@@ -1014,7 +911,7 @@
       </w:tr>
       <w:tr>
         <w:trPr>
-          <w:trHeight w:val="370" w:hRule="exact"/>
+          <w:trHeight w:val="431" w:hRule="exact"/>
         </w:trPr>
         <w:tc>
           <w:tcPr>
@@ -1172,7 +1069,7 @@
       </w:tr>
       <w:tr>
         <w:trPr>
-          <w:trHeight w:val="370" w:hRule="exact"/>
+          <w:trHeight w:val="431" w:hRule="exact"/>
         </w:trPr>
         <w:tc>
           <w:tcPr>
@@ -1223,6 +1120,30 @@
         </w:tc>
         <w:tc>
           <w:tcPr>
+            <w:tcW w:type="dxa" w:w="4478"/>
+            <w:gridSpan w:val="2"/>
+            <w:tcBorders>
+              <w:top w:val="single" w:color="B9CCDE" w:sz="4"/>
+              <w:left w:val="single" w:color="B9CCDE" w:sz="4"/>
+              <w:bottom w:val="single" w:color="B9CCDE" w:sz="4"/>
+              <w:right w:val="single" w:color="B9CCDE" w:sz="4"/>
+            </w:tcBorders>
+            <w:tcMar>
+              <w:top w:type="dxa" w:w="36"/>
+              <w:left w:type="dxa" w:w="90"/>
+              <w:bottom w:type="dxa" w:w="36"/>
+              <w:right w:type="dxa" w:w="60"/>
+            </w:tcMar>
+            <w:vAlign w:val="center"/>
+          </w:tcPr>
+          <w:p>
+            <w:pPr>
+              <w:spacing w:after="0" w:before="0" w:line="252" w:lineRule="exact"/>
+            </w:pPr>
+          </w:p>
+        </w:tc>
+        <w:tc>
+          <w:tcPr>
             <w:tcW w:type="dxa" w:w="3117"/>
             <w:tcBorders>
               <w:top w:val="single" w:color="B9CCDE" w:sz="4"/>
@@ -1240,76 +1161,18 @@
           </w:tcPr>
           <w:p>
             <w:pPr>
-              <w:spacing w:after="0" w:before="0" w:line="252" w:lineRule="exact"/>
-            </w:pPr>
-          </w:p>
-        </w:tc>
-        <w:tc>
-          <w:tcPr>
-            <w:tcW w:type="dxa" w:w="1361"/>
-            <w:tcBorders>
-              <w:top w:val="single" w:color="B9CCDE" w:sz="4"/>
-              <w:left w:val="single" w:color="B9CCDE" w:sz="4"/>
-              <w:bottom w:val="single" w:color="B9CCDE" w:sz="4"/>
-              <w:right w:val="single" w:color="B9CCDE" w:sz="4"/>
-            </w:tcBorders>
-            <w:shd w:fill="EDF3FA" w:val="clear"/>
-            <w:tcMar>
-              <w:top w:type="dxa" w:w="36"/>
-              <w:left w:type="dxa" w:w="90"/>
-              <w:bottom w:type="dxa" w:w="36"/>
-              <w:right w:type="dxa" w:w="60"/>
-            </w:tcMar>
-            <w:vAlign w:val="center"/>
-          </w:tcPr>
-          <w:p>
-            <w:pPr>
-              <w:spacing w:after="0" w:before="0" w:line="238" w:lineRule="exact"/>
-            </w:pPr>
-            <w:r>
-              <w:rPr>
-                <w:rFonts w:ascii="Malgun Gothic" w:eastAsia="Malgun Gothic" w:hAnsi="Malgun Gothic"/>
-                <w:b/>
-                <w:bCs/>
-                <w:color w:val="231916"/>
-                <w:sz w:val="17"/>
-                <w:szCs w:val="17"/>
-              </w:rPr>
-              <w:t xml:space="preserve">보호자 관계</w:t>
-            </w:r>
-          </w:p>
-        </w:tc>
-        <w:tc>
-          <w:tcPr>
-            <w:tcW w:type="dxa" w:w="3117"/>
-            <w:tcBorders>
-              <w:top w:val="single" w:color="B9CCDE" w:sz="4"/>
-              <w:left w:val="single" w:color="B9CCDE" w:sz="4"/>
-              <w:bottom w:val="single" w:color="B9CCDE" w:sz="4"/>
-              <w:right w:val="single" w:color="B9CCDE" w:sz="4"/>
-            </w:tcBorders>
-            <w:tcMar>
-              <w:top w:type="dxa" w:w="36"/>
-              <w:left w:type="dxa" w:w="90"/>
-              <w:bottom w:type="dxa" w:w="36"/>
-              <w:right w:type="dxa" w:w="60"/>
-            </w:tcMar>
-            <w:vAlign w:val="center"/>
-          </w:tcPr>
-          <w:p>
-            <w:pPr>
-              <w:spacing w:after="0" w:before="0" w:line="238" w:lineRule="exact"/>
-            </w:pPr>
-            <w:r>
-              <w:rPr>
-                <w:rFonts w:ascii="Malgun Gothic" w:eastAsia="Malgun Gothic" w:hAnsi="Malgun Gothic"/>
-                <w:b w:val="false"/>
-                <w:bCs w:val="false"/>
-                <w:color w:val="231916"/>
-                <w:sz w:val="17"/>
-                <w:szCs w:val="17"/>
-              </w:rPr>
-              <w:t xml:space="preserve">□ 소유자   □ 대리인</w:t>
+              <w:spacing w:after="0" w:before="0" w:line="224" w:lineRule="exact"/>
+            </w:pPr>
+            <w:r>
+              <w:rPr>
+                <w:rFonts w:ascii="Malgun Gothic" w:eastAsia="Malgun Gothic" w:hAnsi="Malgun Gothic"/>
+                <w:b w:val="false"/>
+                <w:bCs w:val="false"/>
+                <w:color w:val="6B7683"/>
+                <w:sz w:val="16"/>
+                <w:szCs w:val="16"/>
+              </w:rPr>
+              <w:t xml:space="preserve">(서명 또는 인)</w:t>
             </w:r>
           </w:p>
         </w:tc>
@@ -1564,7 +1427,7 @@
       </w:tblGrid>
       <w:tr>
         <w:trPr>
-          <w:trHeight w:val="374" w:hRule="exact"/>
+          <w:trHeight w:val="431" w:hRule="exact"/>
         </w:trPr>
         <w:tc>
           <w:tcPr>
@@ -1685,7 +1548,7 @@
       </w:tr>
       <w:tr>
         <w:trPr>
-          <w:trHeight w:val="374" w:hRule="exact"/>
+          <w:trHeight w:val="431" w:hRule="exact"/>
         </w:trPr>
         <w:tc>
           <w:tcPr>
@@ -1823,7 +1686,7 @@
       </w:tblGrid>
       <w:tr>
         <w:trPr>
-          <w:trHeight w:val="476" w:hRule="exact"/>
+          <w:trHeight w:val="624" w:hRule="exact"/>
         </w:trPr>
         <w:tc>
           <w:tcPr>
@@ -1886,7 +1749,7 @@
       </w:tr>
       <w:tr>
         <w:trPr>
-          <w:trHeight w:val="476" w:hRule="exact"/>
+          <w:trHeight w:val="624" w:hRule="exact"/>
         </w:trPr>
         <w:tc>
           <w:tcPr>
@@ -2360,18 +2223,18 @@
         </w:tblBorders>
       </w:tblPr>
       <w:tblGrid>
-        <w:gridCol w:w="737"/>
-        <w:gridCol w:w="1021"/>
-        <w:gridCol w:w="4590"/>
-        <w:gridCol w:w="3742"/>
+        <w:gridCol w:w="907"/>
+        <w:gridCol w:w="1134"/>
+        <w:gridCol w:w="6349"/>
+        <w:gridCol w:w="1700"/>
       </w:tblGrid>
       <w:tr>
         <w:trPr>
-          <w:trHeight w:val="329" w:hRule="exact"/>
+          <w:trHeight w:val="357" w:hRule="exact"/>
         </w:trPr>
         <w:tc>
           <w:tcPr>
-            <w:tcW w:type="dxa" w:w="737"/>
+            <w:tcW w:type="dxa" w:w="907"/>
             <w:tcBorders>
               <w:top w:val="single" w:color="035293" w:sz="8"/>
               <w:left w:val="none" w:color="FFFFFF" w:sz="0"/>
@@ -2407,7 +2270,7 @@
         </w:tc>
         <w:tc>
           <w:tcPr>
-            <w:tcW w:type="dxa" w:w="1021"/>
+            <w:tcW w:type="dxa" w:w="1134"/>
             <w:tcBorders>
               <w:top w:val="single" w:color="035293" w:sz="8"/>
               <w:left w:val="none" w:color="FFFFFF" w:sz="0"/>
@@ -2443,7 +2306,7 @@
         </w:tc>
         <w:tc>
           <w:tcPr>
-            <w:tcW w:type="dxa" w:w="4590"/>
+            <w:tcW w:type="dxa" w:w="6349"/>
             <w:tcBorders>
               <w:top w:val="single" w:color="035293" w:sz="8"/>
               <w:left w:val="none" w:color="FFFFFF" w:sz="0"/>
@@ -2479,7 +2342,7 @@
         </w:tc>
         <w:tc>
           <w:tcPr>
-            <w:tcW w:type="dxa" w:w="3742"/>
+            <w:tcW w:type="dxa" w:w="1700"/>
             <w:tcBorders>
               <w:top w:val="single" w:color="035293" w:sz="8"/>
               <w:left w:val="none" w:color="FFFFFF" w:sz="0"/>
@@ -2509,18 +2372,18 @@
                 <w:sz w:val="16"/>
                 <w:szCs w:val="16"/>
               </w:rPr>
-              <w:t xml:space="preserve">마취 관련 사망 위험 (CEPSAF)</w:t>
+              <w:t xml:space="preserve">사망률(%)</w:t>
             </w:r>
           </w:p>
         </w:tc>
       </w:tr>
       <w:tr>
         <w:trPr>
-          <w:trHeight w:val="329" w:hRule="exact"/>
+          <w:trHeight w:val="357" w:hRule="exact"/>
         </w:trPr>
         <w:tc>
           <w:tcPr>
-            <w:tcW w:type="dxa" w:w="737"/>
+            <w:tcW w:type="dxa" w:w="907"/>
             <w:tcBorders>
               <w:top w:val="single" w:color="B9CCDE" w:sz="3"/>
               <w:left w:val="none" w:color="FFFFFF" w:sz="0"/>
@@ -2555,7 +2418,7 @@
         </w:tc>
         <w:tc>
           <w:tcPr>
-            <w:tcW w:type="dxa" w:w="1021"/>
+            <w:tcW w:type="dxa" w:w="1134"/>
             <w:tcBorders>
               <w:top w:val="single" w:color="B9CCDE" w:sz="3"/>
               <w:left w:val="none" w:color="FFFFFF" w:sz="0"/>
@@ -2590,7 +2453,7 @@
         </w:tc>
         <w:tc>
           <w:tcPr>
-            <w:tcW w:type="dxa" w:w="4590"/>
+            <w:tcW w:type="dxa" w:w="6349"/>
             <w:tcBorders>
               <w:top w:val="single" w:color="B9CCDE" w:sz="3"/>
               <w:left w:val="none" w:color="FFFFFF" w:sz="0"/>
@@ -2625,11 +2488,10 @@
         </w:tc>
         <w:tc>
           <w:tcPr>
-            <w:tcW w:type="dxa" w:w="3742"/>
-            <w:vMerge w:val="restart"/>
+            <w:tcW w:type="dxa" w:w="1700"/>
             <w:tcBorders>
               <w:top w:val="single" w:color="B9CCDE" w:sz="3"/>
-              <w:left w:val="single" w:color="B9CCDE" w:sz="3"/>
+              <w:left w:val="none" w:color="FFFFFF" w:sz="0"/>
               <w:bottom w:val="single" w:color="B9CCDE" w:sz="3"/>
               <w:right w:val="none" w:color="FFFFFF" w:sz="0"/>
             </w:tcBorders>
@@ -2643,7 +2505,7 @@
           </w:tcPr>
           <w:p>
             <w:pPr>
-              <w:spacing w:after="0" w:before="0" w:line="238" w:lineRule="exact"/>
+              <w:spacing w:after="0" w:before="0" w:line="224" w:lineRule="exact"/>
               <w:jc w:val="center"/>
             </w:pPr>
             <w:r>
@@ -2652,38 +2514,21 @@
                 <w:b w:val="false"/>
                 <w:bCs w:val="false"/>
                 <w:color w:val="231916"/>
-                <w:sz w:val="17"/>
-                <w:szCs w:val="17"/>
-              </w:rPr>
-              <w:t xml:space="preserve">개 0.05 %　·　고양이 0.11 %</w:t>
-            </w:r>
-          </w:p>
-          <w:p>
-            <w:pPr>
-              <w:spacing w:after="0" w:before="0" w:line="196" w:lineRule="exact"/>
-              <w:jc w:val="center"/>
-            </w:pPr>
-            <w:r>
-              <w:rPr>
-                <w:rFonts w:ascii="Malgun Gothic" w:eastAsia="Malgun Gothic" w:hAnsi="Malgun Gothic"/>
-                <w:b w:val="false"/>
-                <w:bCs w:val="false"/>
-                <w:color w:val="6B7683"/>
-                <w:sz w:val="14"/>
-                <w:szCs w:val="14"/>
-              </w:rPr>
-              <w:t xml:space="preserve">ASA Ⅰ–Ⅱ 건강 개체 기준</w:t>
+                <w:sz w:val="16"/>
+                <w:szCs w:val="16"/>
+              </w:rPr>
+              <w:t xml:space="preserve">0.1</w:t>
             </w:r>
           </w:p>
         </w:tc>
       </w:tr>
       <w:tr>
         <w:trPr>
-          <w:trHeight w:val="329" w:hRule="exact"/>
+          <w:trHeight w:val="357" w:hRule="exact"/>
         </w:trPr>
         <w:tc>
           <w:tcPr>
-            <w:tcW w:type="dxa" w:w="737"/>
+            <w:tcW w:type="dxa" w:w="907"/>
             <w:tcBorders>
               <w:top w:val="single" w:color="B9CCDE" w:sz="3"/>
               <w:left w:val="none" w:color="FFFFFF" w:sz="0"/>
@@ -2718,7 +2563,7 @@
         </w:tc>
         <w:tc>
           <w:tcPr>
-            <w:tcW w:type="dxa" w:w="1021"/>
+            <w:tcW w:type="dxa" w:w="1134"/>
             <w:tcBorders>
               <w:top w:val="single" w:color="B9CCDE" w:sz="3"/>
               <w:left w:val="none" w:color="FFFFFF" w:sz="0"/>
@@ -2753,7 +2598,7 @@
         </w:tc>
         <w:tc>
           <w:tcPr>
-            <w:tcW w:type="dxa" w:w="4590"/>
+            <w:tcW w:type="dxa" w:w="6349"/>
             <w:tcBorders>
               <w:top w:val="single" w:color="B9CCDE" w:sz="3"/>
               <w:left w:val="none" w:color="FFFFFF" w:sz="0"/>
@@ -2788,24 +2633,7 @@
         </w:tc>
         <w:tc>
           <w:tcPr>
-            <w:vMerge w:val="continue"/>
-            <w:tcBorders>
-              <w:top w:val="single" w:color="B9CCDE" w:sz="3"/>
-              <w:left w:val="single" w:color="B9CCDE" w:sz="3"/>
-              <w:bottom w:val="single" w:color="B9CCDE" w:sz="3"/>
-              <w:right w:val="none" w:color="FFFFFF" w:sz="0"/>
-            </w:tcBorders>
-          </w:tcPr>
-          <w:p/>
-        </w:tc>
-      </w:tr>
-      <w:tr>
-        <w:trPr>
-          <w:trHeight w:val="329" w:hRule="exact"/>
-        </w:trPr>
-        <w:tc>
-          <w:tcPr>
-            <w:tcW w:type="dxa" w:w="737"/>
+            <w:tcW w:type="dxa" w:w="1700"/>
             <w:tcBorders>
               <w:top w:val="single" w:color="B9CCDE" w:sz="3"/>
               <w:left w:val="none" w:color="FFFFFF" w:sz="0"/>
@@ -2834,13 +2662,18 @@
                 <w:sz w:val="16"/>
                 <w:szCs w:val="16"/>
               </w:rPr>
-              <w:t xml:space="preserve">□</w:t>
-            </w:r>
-          </w:p>
-        </w:tc>
-        <w:tc>
-          <w:tcPr>
-            <w:tcW w:type="dxa" w:w="1021"/>
+              <w:t xml:space="preserve">1</w:t>
+            </w:r>
+          </w:p>
+        </w:tc>
+      </w:tr>
+      <w:tr>
+        <w:trPr>
+          <w:trHeight w:val="357" w:hRule="exact"/>
+        </w:trPr>
+        <w:tc>
+          <w:tcPr>
+            <w:tcW w:type="dxa" w:w="907"/>
             <w:tcBorders>
               <w:top w:val="single" w:color="B9CCDE" w:sz="3"/>
               <w:left w:val="none" w:color="FFFFFF" w:sz="0"/>
@@ -2869,13 +2702,13 @@
                 <w:sz w:val="16"/>
                 <w:szCs w:val="16"/>
               </w:rPr>
-              <w:t xml:space="preserve">Ⅲ</w:t>
-            </w:r>
-          </w:p>
-        </w:tc>
-        <w:tc>
-          <w:tcPr>
-            <w:tcW w:type="dxa" w:w="4590"/>
+              <w:t xml:space="preserve">□</w:t>
+            </w:r>
+          </w:p>
+        </w:tc>
+        <w:tc>
+          <w:tcPr>
+            <w:tcW w:type="dxa" w:w="1134"/>
             <w:tcBorders>
               <w:top w:val="single" w:color="B9CCDE" w:sz="3"/>
               <w:left w:val="none" w:color="FFFFFF" w:sz="0"/>
@@ -2904,17 +2737,16 @@
                 <w:sz w:val="16"/>
                 <w:szCs w:val="16"/>
               </w:rPr>
-              <w:t xml:space="preserve">활동이 가능한 중등도의 전신질환</w:t>
-            </w:r>
-          </w:p>
-        </w:tc>
-        <w:tc>
-          <w:tcPr>
-            <w:tcW w:type="dxa" w:w="3742"/>
-            <w:vMerge w:val="restart"/>
+              <w:t xml:space="preserve">Ⅲ</w:t>
+            </w:r>
+          </w:p>
+        </w:tc>
+        <w:tc>
+          <w:tcPr>
+            <w:tcW w:type="dxa" w:w="6349"/>
             <w:tcBorders>
               <w:top w:val="single" w:color="B9CCDE" w:sz="3"/>
-              <w:left w:val="single" w:color="B9CCDE" w:sz="3"/>
+              <w:left w:val="none" w:color="FFFFFF" w:sz="0"/>
               <w:bottom w:val="single" w:color="B9CCDE" w:sz="3"/>
               <w:right w:val="none" w:color="FFFFFF" w:sz="0"/>
             </w:tcBorders>
@@ -2928,7 +2760,7 @@
           </w:tcPr>
           <w:p>
             <w:pPr>
-              <w:spacing w:after="0" w:before="0" w:line="238" w:lineRule="exact"/>
+              <w:spacing w:after="0" w:before="0" w:line="224" w:lineRule="exact"/>
               <w:jc w:val="center"/>
             </w:pPr>
             <w:r>
@@ -2937,38 +2769,16 @@
                 <w:b w:val="false"/>
                 <w:bCs w:val="false"/>
                 <w:color w:val="231916"/>
-                <w:sz w:val="17"/>
-                <w:szCs w:val="17"/>
-              </w:rPr>
-              <w:t xml:space="preserve">개 1.33 %　·　고양이 1.40 %</w:t>
-            </w:r>
-          </w:p>
-          <w:p>
-            <w:pPr>
-              <w:spacing w:after="0" w:before="0" w:line="196" w:lineRule="exact"/>
-              <w:jc w:val="center"/>
-            </w:pPr>
-            <w:r>
-              <w:rPr>
-                <w:rFonts w:ascii="Malgun Gothic" w:eastAsia="Malgun Gothic" w:hAnsi="Malgun Gothic"/>
-                <w:b w:val="false"/>
-                <w:bCs w:val="false"/>
-                <w:color w:val="6B7683"/>
-                <w:sz w:val="14"/>
-                <w:szCs w:val="14"/>
-              </w:rPr>
-              <w:t xml:space="preserve">ASA Ⅲ–Ⅴ 질환 동반 개체 기준</w:t>
-            </w:r>
-          </w:p>
-        </w:tc>
-      </w:tr>
-      <w:tr>
-        <w:trPr>
-          <w:trHeight w:val="329" w:hRule="exact"/>
-        </w:trPr>
-        <w:tc>
-          <w:tcPr>
-            <w:tcW w:type="dxa" w:w="737"/>
+                <w:sz w:val="16"/>
+                <w:szCs w:val="16"/>
+              </w:rPr>
+              <w:t xml:space="preserve">활동이 가능한 중증의 전신질환</w:t>
+            </w:r>
+          </w:p>
+        </w:tc>
+        <w:tc>
+          <w:tcPr>
+            <w:tcW w:type="dxa" w:w="1700"/>
             <w:tcBorders>
               <w:top w:val="single" w:color="B9CCDE" w:sz="3"/>
               <w:left w:val="none" w:color="FFFFFF" w:sz="0"/>
@@ -2997,13 +2807,18 @@
                 <w:sz w:val="16"/>
                 <w:szCs w:val="16"/>
               </w:rPr>
-              <w:t xml:space="preserve">□</w:t>
-            </w:r>
-          </w:p>
-        </w:tc>
-        <w:tc>
-          <w:tcPr>
-            <w:tcW w:type="dxa" w:w="1021"/>
+              <w:t xml:space="preserve">10</w:t>
+            </w:r>
+          </w:p>
+        </w:tc>
+      </w:tr>
+      <w:tr>
+        <w:trPr>
+          <w:trHeight w:val="357" w:hRule="exact"/>
+        </w:trPr>
+        <w:tc>
+          <w:tcPr>
+            <w:tcW w:type="dxa" w:w="907"/>
             <w:tcBorders>
               <w:top w:val="single" w:color="B9CCDE" w:sz="3"/>
               <w:left w:val="none" w:color="FFFFFF" w:sz="0"/>
@@ -3032,13 +2847,13 @@
                 <w:sz w:val="16"/>
                 <w:szCs w:val="16"/>
               </w:rPr>
-              <w:t xml:space="preserve">Ⅳ</w:t>
-            </w:r>
-          </w:p>
-        </w:tc>
-        <w:tc>
-          <w:tcPr>
-            <w:tcW w:type="dxa" w:w="4590"/>
+              <w:t xml:space="preserve">□</w:t>
+            </w:r>
+          </w:p>
+        </w:tc>
+        <w:tc>
+          <w:tcPr>
+            <w:tcW w:type="dxa" w:w="1134"/>
             <w:tcBorders>
               <w:top w:val="single" w:color="B9CCDE" w:sz="3"/>
               <w:left w:val="none" w:color="FFFFFF" w:sz="0"/>
@@ -3067,30 +2882,13 @@
                 <w:sz w:val="16"/>
                 <w:szCs w:val="16"/>
               </w:rPr>
-              <w:t xml:space="preserve">지속적으로 생명을 위협하며 활동이 불가능한 전신질환</w:t>
-            </w:r>
-          </w:p>
-        </w:tc>
-        <w:tc>
-          <w:tcPr>
-            <w:vMerge w:val="continue"/>
-            <w:tcBorders>
-              <w:top w:val="single" w:color="B9CCDE" w:sz="3"/>
-              <w:left w:val="single" w:color="B9CCDE" w:sz="3"/>
-              <w:bottom w:val="single" w:color="B9CCDE" w:sz="3"/>
-              <w:right w:val="none" w:color="FFFFFF" w:sz="0"/>
-            </w:tcBorders>
-          </w:tcPr>
-          <w:p/>
-        </w:tc>
-      </w:tr>
-      <w:tr>
-        <w:trPr>
-          <w:trHeight w:val="329" w:hRule="exact"/>
-        </w:trPr>
-        <w:tc>
-          <w:tcPr>
-            <w:tcW w:type="dxa" w:w="737"/>
+              <w:t xml:space="preserve">Ⅳ</w:t>
+            </w:r>
+          </w:p>
+        </w:tc>
+        <w:tc>
+          <w:tcPr>
+            <w:tcW w:type="dxa" w:w="6349"/>
             <w:tcBorders>
               <w:top w:val="single" w:color="B9CCDE" w:sz="3"/>
               <w:left w:val="none" w:color="FFFFFF" w:sz="0"/>
@@ -3119,13 +2917,13 @@
                 <w:sz w:val="16"/>
                 <w:szCs w:val="16"/>
               </w:rPr>
-              <w:t xml:space="preserve">□</w:t>
-            </w:r>
-          </w:p>
-        </w:tc>
-        <w:tc>
-          <w:tcPr>
-            <w:tcW w:type="dxa" w:w="1021"/>
+              <w:t xml:space="preserve">지속적으로 생명을 위협하며 활동이 불가능한 전신질환</w:t>
+            </w:r>
+          </w:p>
+        </w:tc>
+        <w:tc>
+          <w:tcPr>
+            <w:tcW w:type="dxa" w:w="1700"/>
             <w:tcBorders>
               <w:top w:val="single" w:color="B9CCDE" w:sz="3"/>
               <w:left w:val="none" w:color="FFFFFF" w:sz="0"/>
@@ -3154,17 +2952,22 @@
                 <w:sz w:val="16"/>
                 <w:szCs w:val="16"/>
               </w:rPr>
-              <w:t xml:space="preserve">Ⅴ</w:t>
-            </w:r>
-          </w:p>
-        </w:tc>
-        <w:tc>
-          <w:tcPr>
-            <w:tcW w:type="dxa" w:w="4590"/>
+              <w:t xml:space="preserve">30</w:t>
+            </w:r>
+          </w:p>
+        </w:tc>
+      </w:tr>
+      <w:tr>
+        <w:trPr>
+          <w:trHeight w:val="357" w:hRule="exact"/>
+        </w:trPr>
+        <w:tc>
+          <w:tcPr>
+            <w:tcW w:type="dxa" w:w="907"/>
             <w:tcBorders>
               <w:top w:val="single" w:color="B9CCDE" w:sz="3"/>
               <w:left w:val="none" w:color="FFFFFF" w:sz="0"/>
-              <w:bottom w:val="single" w:color="B9CCDE" w:sz="3"/>
+              <w:bottom w:val="single" w:color="035293" w:sz="8"/>
               <w:right w:val="none" w:color="FFFFFF" w:sz="0"/>
             </w:tcBorders>
             <w:tcMar>
@@ -3189,30 +2992,13 @@
                 <w:sz w:val="16"/>
                 <w:szCs w:val="16"/>
               </w:rPr>
-              <w:t xml:space="preserve">수술과 관계없이 24시간 이내 사망할 수 있는 빈사 상태</w:t>
-            </w:r>
-          </w:p>
-        </w:tc>
-        <w:tc>
-          <w:tcPr>
-            <w:vMerge w:val="continue"/>
-            <w:tcBorders>
-              <w:top w:val="single" w:color="B9CCDE" w:sz="3"/>
-              <w:left w:val="single" w:color="B9CCDE" w:sz="3"/>
-              <w:bottom w:val="single" w:color="B9CCDE" w:sz="3"/>
-              <w:right w:val="none" w:color="FFFFFF" w:sz="0"/>
-            </w:tcBorders>
-          </w:tcPr>
-          <w:p/>
-        </w:tc>
-      </w:tr>
-      <w:tr>
-        <w:trPr>
-          <w:trHeight w:val="329" w:hRule="exact"/>
-        </w:trPr>
-        <w:tc>
-          <w:tcPr>
-            <w:tcW w:type="dxa" w:w="737"/>
+              <w:t xml:space="preserve">□</w:t>
+            </w:r>
+          </w:p>
+        </w:tc>
+        <w:tc>
+          <w:tcPr>
+            <w:tcW w:type="dxa" w:w="1134"/>
             <w:tcBorders>
               <w:top w:val="single" w:color="B9CCDE" w:sz="3"/>
               <w:left w:val="none" w:color="FFFFFF" w:sz="0"/>
@@ -3241,13 +3027,13 @@
                 <w:sz w:val="16"/>
                 <w:szCs w:val="16"/>
               </w:rPr>
-              <w:t xml:space="preserve">□</w:t>
-            </w:r>
-          </w:p>
-        </w:tc>
-        <w:tc>
-          <w:tcPr>
-            <w:tcW w:type="dxa" w:w="1021"/>
+              <w:t xml:space="preserve">Ⅴ</w:t>
+            </w:r>
+          </w:p>
+        </w:tc>
+        <w:tc>
+          <w:tcPr>
+            <w:tcW w:type="dxa" w:w="6349"/>
             <w:tcBorders>
               <w:top w:val="single" w:color="B9CCDE" w:sz="3"/>
               <w:left w:val="none" w:color="FFFFFF" w:sz="0"/>
@@ -3276,13 +3062,13 @@
                 <w:sz w:val="16"/>
                 <w:szCs w:val="16"/>
               </w:rPr>
-              <w:t xml:space="preserve">E</w:t>
-            </w:r>
-          </w:p>
-        </w:tc>
-        <w:tc>
-          <w:tcPr>
-            <w:tcW w:type="dxa" w:w="4590"/>
+              <w:t xml:space="preserve">수술과 관계없이 24시간 이내에 사망할 수 있는 빈사 상태</w:t>
+            </w:r>
+          </w:p>
+        </w:tc>
+        <w:tc>
+          <w:tcPr>
+            <w:tcW w:type="dxa" w:w="1700"/>
             <w:tcBorders>
               <w:top w:val="single" w:color="B9CCDE" w:sz="3"/>
               <w:left w:val="none" w:color="FFFFFF" w:sz="0"/>
@@ -3311,63 +3097,12 @@
                 <w:sz w:val="16"/>
                 <w:szCs w:val="16"/>
               </w:rPr>
-              <w:t xml:space="preserve">위 등급에 해당하면서 응급으로 시행하는 경우</w:t>
-            </w:r>
-          </w:p>
-        </w:tc>
-        <w:tc>
-          <w:tcPr>
-            <w:tcW w:type="dxa" w:w="3742"/>
-            <w:tcBorders>
-              <w:top w:val="single" w:color="B9CCDE" w:sz="3"/>
-              <w:left w:val="single" w:color="B9CCDE" w:sz="3"/>
-              <w:bottom w:val="single" w:color="035293" w:sz="8"/>
-              <w:right w:val="none" w:color="FFFFFF" w:sz="0"/>
-            </w:tcBorders>
-            <w:tcMar>
-              <w:top w:type="dxa" w:w="10"/>
-              <w:left w:type="dxa" w:w="40"/>
-              <w:bottom w:type="dxa" w:w="10"/>
-              <w:right w:type="dxa" w:w="40"/>
-            </w:tcMar>
-            <w:vAlign w:val="center"/>
-          </w:tcPr>
-          <w:p>
-            <w:pPr>
-              <w:spacing w:after="0" w:before="0" w:line="224" w:lineRule="exact"/>
-              <w:jc w:val="center"/>
-            </w:pPr>
-            <w:r>
-              <w:rPr>
-                <w:rFonts w:ascii="Malgun Gothic" w:eastAsia="Malgun Gothic" w:hAnsi="Malgun Gothic"/>
-                <w:b w:val="false"/>
-                <w:bCs w:val="false"/>
-                <w:color w:val="6B7683"/>
-                <w:sz w:val="16"/>
-                <w:szCs w:val="16"/>
-              </w:rPr>
-              <w:t xml:space="preserve">응급 상황은 위험을 더 높입니다</w:t>
+              <w:t xml:space="preserve">50</w:t>
             </w:r>
           </w:p>
         </w:tc>
       </w:tr>
     </w:tbl>
-    <w:p>
-      <w:pPr>
-        <w:spacing w:after="0" w:before="0" w:line="196" w:lineRule="exact"/>
-      </w:pPr>
-      <w:r>
-        <w:rPr>
-          <w:rFonts w:ascii="Malgun Gothic" w:eastAsia="Malgun Gothic" w:hAnsi="Malgun Gothic"/>
-          <w:b w:val="false"/>
-          <w:bCs w:val="false"/>
-          <w:color w:val="6B7683"/>
-          <w:sz w:val="14"/>
-          <w:szCs w:val="14"/>
-        </w:rPr>
-        <w:t xml:space="preserve">※ 위험 수치 출처 : 영국 CEPSAF 연구(Brodbelt 등, 2008, 개 98,036두 · 고양이 79,178두). 전체 평균 개 0.17 % · 고양이 0.24 %이며, 개별 위험은 질환 · 수술 종류 · 연령에 따라 달라집니다. 위 후유증은 전형적으로 예상되는 사항으로 예측하지 못한 상황이 발생할 수 있습니다.</w:t>
-      </w:r>
-    </w:p>
     <w:p>
       <w:pPr>
         <w:spacing w:after="0" w:before="0" w:line="70" w:lineRule="exact"/>
@@ -3494,7 +3229,7 @@
       </w:tblGrid>
       <w:tr>
         <w:trPr>
-          <w:trHeight w:val="340" w:hRule="exact"/>
+          <w:trHeight w:val="380" w:hRule="exact"/>
         </w:trPr>
         <w:tc>
           <w:tcPr>
@@ -3533,7 +3268,7 @@
       </w:tr>
       <w:tr>
         <w:trPr>
-          <w:trHeight w:val="340" w:hRule="exact"/>
+          <w:trHeight w:val="380" w:hRule="exact"/>
         </w:trPr>
         <w:tc>
           <w:tcPr>
@@ -3572,7 +3307,7 @@
       </w:tr>
       <w:tr>
         <w:trPr>
-          <w:trHeight w:val="340" w:hRule="exact"/>
+          <w:trHeight w:val="380" w:hRule="exact"/>
         </w:trPr>
         <w:tc>
           <w:tcPr>
@@ -3611,7 +3346,7 @@
       </w:tr>
       <w:tr>
         <w:trPr>
-          <w:trHeight w:val="340" w:hRule="exact"/>
+          <w:trHeight w:val="380" w:hRule="exact"/>
         </w:trPr>
         <w:tc>
           <w:tcPr>
@@ -3667,7 +3402,7 @@
       </w:tblGrid>
       <w:tr>
         <w:trPr>
-          <w:trHeight w:val="340" w:hRule="exact"/>
+          <w:trHeight w:val="380" w:hRule="exact"/>
         </w:trPr>
         <w:tc>
           <w:tcPr>
@@ -3740,7 +3475,7 @@
       </w:tr>
       <w:tr>
         <w:trPr>
-          <w:trHeight w:val="340" w:hRule="exact"/>
+          <w:trHeight w:val="380" w:hRule="exact"/>
         </w:trPr>
         <w:tc>
           <w:tcPr>
@@ -3896,7 +3631,7 @@
       </w:tblGrid>
       <w:tr>
         <w:trPr>
-          <w:trHeight w:val="545" w:hRule="exact"/>
+          <w:trHeight w:val="624" w:hRule="exact"/>
         </w:trPr>
         <w:tc>
           <w:tcPr>
@@ -4107,25 +3842,6 @@
         </w:tc>
       </w:tr>
     </w:tbl>
-    <w:p>
-      <w:pPr>
-        <w:pBdr>
-          <w:top w:val="single" w:color="035293" w:sz="8" w:space="4"/>
-        </w:pBdr>
-        <w:spacing w:before="80" w:line="210" w:lineRule="exact"/>
-      </w:pPr>
-      <w:r>
-        <w:rPr>
-          <w:rFonts w:ascii="Malgun Gothic" w:eastAsia="Malgun Gothic" w:hAnsi="Malgun Gothic"/>
-          <w:b w:val="false"/>
-          <w:bCs w:val="false"/>
-          <w:color w:val="6B7683"/>
-          <w:sz w:val="14"/>
-          <w:szCs w:val="14"/>
-        </w:rPr>
-        <w:t xml:space="preserve">사단법인 한국동물병원협회 · 회원병원 실무 소식지 제공 양식 (KAHA-F-2601) — 병원 실정에 맞게 수정 후 사용하십시오.</w:t>
-      </w:r>
-    </w:p>
     <w:sectPr>
       <w:pgSz w:w="11906" w:h="16838" w:orient="portrait"/>
       <w:pgMar w:top="540" w:right="900" w:bottom="540" w:left="900" w:header="708" w:footer="708" w:gutter="0"/>

--- a/forms/surgery-anesthesia-consent.docx
+++ b/forms/surgery-anesthesia-consent.docx
@@ -49,6 +49,7 @@
                 <w:rFonts w:ascii="Malgun Gothic" w:eastAsia="Malgun Gothic" w:hAnsi="Malgun Gothic"/>
                 <w:b/>
                 <w:bCs/>
+                <w:snapToGrid w:val="false"/>
                 <w:color w:val="FFFFFF"/>
                 <w:sz w:val="32"/>
                 <w:szCs w:val="32"/>
@@ -65,6 +66,7 @@
                 <w:rFonts w:ascii="Malgun Gothic" w:eastAsia="Malgun Gothic" w:hAnsi="Malgun Gothic"/>
                 <w:b w:val="false"/>
                 <w:bCs w:val="false"/>
+                <w:snapToGrid w:val="false"/>
                 <w:color w:val="C8DCEF"/>
                 <w:sz w:val="14"/>
                 <w:szCs w:val="14"/>
@@ -166,7 +168,7 @@
       </w:tblGrid>
       <w:tr>
         <w:trPr>
-          <w:trHeight w:val="431" w:hRule="exact"/>
+          <w:trHeight w:val="420" w:hRule="exact"/>
         </w:trPr>
         <w:tc>
           <w:tcPr>
@@ -197,6 +199,7 @@
                 <w:rFonts w:ascii="Malgun Gothic" w:eastAsia="Malgun Gothic" w:hAnsi="Malgun Gothic"/>
                 <w:b/>
                 <w:bCs/>
+                <w:snapToGrid w:val="false"/>
                 <w:color w:val="023A68"/>
                 <w:sz w:val="19"/>
                 <w:szCs w:val="19"/>
@@ -232,6 +235,7 @@
                 <w:rFonts w:ascii="Malgun Gothic" w:eastAsia="Malgun Gothic" w:hAnsi="Malgun Gothic"/>
                 <w:b/>
                 <w:bCs/>
+                <w:snapToGrid w:val="false"/>
                 <w:color w:val="231916"/>
                 <w:sz w:val="17"/>
                 <w:szCs w:val="17"/>
@@ -290,6 +294,7 @@
                 <w:rFonts w:ascii="Malgun Gothic" w:eastAsia="Malgun Gothic" w:hAnsi="Malgun Gothic"/>
                 <w:b/>
                 <w:bCs/>
+                <w:snapToGrid w:val="false"/>
                 <w:color w:val="231916"/>
                 <w:sz w:val="17"/>
                 <w:szCs w:val="17"/>
@@ -324,7 +329,7 @@
       </w:tr>
       <w:tr>
         <w:trPr>
-          <w:trHeight w:val="431" w:hRule="exact"/>
+          <w:trHeight w:val="420" w:hRule="exact"/>
         </w:trPr>
         <w:tc>
           <w:tcPr>
@@ -365,6 +370,7 @@
                 <w:rFonts w:ascii="Malgun Gothic" w:eastAsia="Malgun Gothic" w:hAnsi="Malgun Gothic"/>
                 <w:b/>
                 <w:bCs/>
+                <w:snapToGrid w:val="false"/>
                 <w:color w:val="231916"/>
                 <w:sz w:val="17"/>
                 <w:szCs w:val="17"/>
@@ -423,6 +429,7 @@
                 <w:rFonts w:ascii="Malgun Gothic" w:eastAsia="Malgun Gothic" w:hAnsi="Malgun Gothic"/>
                 <w:b/>
                 <w:bCs/>
+                <w:snapToGrid w:val="false"/>
                 <w:color w:val="231916"/>
                 <w:sz w:val="17"/>
                 <w:szCs w:val="17"/>
@@ -457,6 +464,7 @@
                 <w:rFonts w:ascii="Malgun Gothic" w:eastAsia="Malgun Gothic" w:hAnsi="Malgun Gothic"/>
                 <w:b w:val="false"/>
                 <w:bCs w:val="false"/>
+                <w:snapToGrid w:val="false"/>
                 <w:color w:val="231916"/>
                 <w:sz w:val="17"/>
                 <w:szCs w:val="17"/>
@@ -468,7 +476,7 @@
       </w:tr>
       <w:tr>
         <w:trPr>
-          <w:trHeight w:val="431" w:hRule="exact"/>
+          <w:trHeight w:val="420" w:hRule="exact"/>
         </w:trPr>
         <w:tc>
           <w:tcPr>
@@ -509,6 +517,7 @@
                 <w:rFonts w:ascii="Malgun Gothic" w:eastAsia="Malgun Gothic" w:hAnsi="Malgun Gothic"/>
                 <w:b/>
                 <w:bCs/>
+                <w:snapToGrid w:val="false"/>
                 <w:color w:val="231916"/>
                 <w:sz w:val="17"/>
                 <w:szCs w:val="17"/>
@@ -544,7 +553,7 @@
       </w:tr>
       <w:tr>
         <w:trPr>
-          <w:trHeight w:val="431" w:hRule="exact"/>
+          <w:trHeight w:val="420" w:hRule="exact"/>
         </w:trPr>
         <w:tc>
           <w:tcPr>
@@ -575,6 +584,7 @@
                 <w:rFonts w:ascii="Malgun Gothic" w:eastAsia="Malgun Gothic" w:hAnsi="Malgun Gothic"/>
                 <w:b/>
                 <w:bCs/>
+                <w:snapToGrid w:val="false"/>
                 <w:color w:val="023A68"/>
                 <w:sz w:val="19"/>
                 <w:szCs w:val="19"/>
@@ -610,6 +620,7 @@
                 <w:rFonts w:ascii="Malgun Gothic" w:eastAsia="Malgun Gothic" w:hAnsi="Malgun Gothic"/>
                 <w:b/>
                 <w:bCs/>
+                <w:snapToGrid w:val="false"/>
                 <w:color w:val="231916"/>
                 <w:sz w:val="17"/>
                 <w:szCs w:val="17"/>
@@ -668,6 +679,7 @@
                 <w:rFonts w:ascii="Malgun Gothic" w:eastAsia="Malgun Gothic" w:hAnsi="Malgun Gothic"/>
                 <w:b/>
                 <w:bCs/>
+                <w:snapToGrid w:val="false"/>
                 <w:color w:val="231916"/>
                 <w:sz w:val="17"/>
                 <w:szCs w:val="17"/>
@@ -702,7 +714,7 @@
       </w:tr>
       <w:tr>
         <w:trPr>
-          <w:trHeight w:val="431" w:hRule="exact"/>
+          <w:trHeight w:val="420" w:hRule="exact"/>
         </w:trPr>
         <w:tc>
           <w:tcPr>
@@ -743,6 +755,7 @@
                 <w:rFonts w:ascii="Malgun Gothic" w:eastAsia="Malgun Gothic" w:hAnsi="Malgun Gothic"/>
                 <w:b/>
                 <w:bCs/>
+                <w:snapToGrid w:val="false"/>
                 <w:color w:val="231916"/>
                 <w:sz w:val="17"/>
                 <w:szCs w:val="17"/>
@@ -801,6 +814,7 @@
                 <w:rFonts w:ascii="Malgun Gothic" w:eastAsia="Malgun Gothic" w:hAnsi="Malgun Gothic"/>
                 <w:b/>
                 <w:bCs/>
+                <w:snapToGrid w:val="false"/>
                 <w:color w:val="231916"/>
                 <w:sz w:val="17"/>
                 <w:szCs w:val="17"/>
@@ -835,7 +849,7 @@
       </w:tr>
       <w:tr>
         <w:trPr>
-          <w:trHeight w:val="431" w:hRule="exact"/>
+          <w:trHeight w:val="420" w:hRule="exact"/>
         </w:trPr>
         <w:tc>
           <w:tcPr>
@@ -876,6 +890,7 @@
                 <w:rFonts w:ascii="Malgun Gothic" w:eastAsia="Malgun Gothic" w:hAnsi="Malgun Gothic"/>
                 <w:b/>
                 <w:bCs/>
+                <w:snapToGrid w:val="false"/>
                 <w:color w:val="231916"/>
                 <w:sz w:val="17"/>
                 <w:szCs w:val="17"/>
@@ -911,7 +926,7 @@
       </w:tr>
       <w:tr>
         <w:trPr>
-          <w:trHeight w:val="431" w:hRule="exact"/>
+          <w:trHeight w:val="420" w:hRule="exact"/>
         </w:trPr>
         <w:tc>
           <w:tcPr>
@@ -942,6 +957,7 @@
                 <w:rFonts w:ascii="Malgun Gothic" w:eastAsia="Malgun Gothic" w:hAnsi="Malgun Gothic"/>
                 <w:b/>
                 <w:bCs/>
+                <w:snapToGrid w:val="false"/>
                 <w:color w:val="023A68"/>
                 <w:sz w:val="19"/>
                 <w:szCs w:val="19"/>
@@ -977,6 +993,7 @@
                 <w:rFonts w:ascii="Malgun Gothic" w:eastAsia="Malgun Gothic" w:hAnsi="Malgun Gothic"/>
                 <w:b/>
                 <w:bCs/>
+                <w:snapToGrid w:val="false"/>
                 <w:color w:val="231916"/>
                 <w:sz w:val="17"/>
                 <w:szCs w:val="17"/>
@@ -1035,6 +1052,7 @@
                 <w:rFonts w:ascii="Malgun Gothic" w:eastAsia="Malgun Gothic" w:hAnsi="Malgun Gothic"/>
                 <w:b/>
                 <w:bCs/>
+                <w:snapToGrid w:val="false"/>
                 <w:color w:val="231916"/>
                 <w:sz w:val="17"/>
                 <w:szCs w:val="17"/>
@@ -1069,7 +1087,7 @@
       </w:tr>
       <w:tr>
         <w:trPr>
-          <w:trHeight w:val="431" w:hRule="exact"/>
+          <w:trHeight w:val="420" w:hRule="exact"/>
         </w:trPr>
         <w:tc>
           <w:tcPr>
@@ -1110,6 +1128,7 @@
                 <w:rFonts w:ascii="Malgun Gothic" w:eastAsia="Malgun Gothic" w:hAnsi="Malgun Gothic"/>
                 <w:b/>
                 <w:bCs/>
+                <w:snapToGrid w:val="false"/>
                 <w:color w:val="231916"/>
                 <w:sz w:val="17"/>
                 <w:szCs w:val="17"/>
@@ -1168,6 +1187,7 @@
                 <w:rFonts w:ascii="Malgun Gothic" w:eastAsia="Malgun Gothic" w:hAnsi="Malgun Gothic"/>
                 <w:b w:val="false"/>
                 <w:bCs w:val="false"/>
+                <w:snapToGrid w:val="false"/>
                 <w:color w:val="6B7683"/>
                 <w:sz w:val="16"/>
                 <w:szCs w:val="16"/>
@@ -1202,7 +1222,7 @@
       </w:tblGrid>
       <w:tr>
         <w:trPr>
-          <w:trHeight w:val="400" w:hRule="exact"/>
+          <w:trHeight w:val="360" w:hRule="exact"/>
         </w:trPr>
         <w:tc>
           <w:tcPr>
@@ -1230,6 +1250,7 @@
                 <w:rFonts w:ascii="Malgun Gothic" w:eastAsia="Malgun Gothic" w:hAnsi="Malgun Gothic"/>
                 <w:b w:val="false"/>
                 <w:bCs w:val="false"/>
+                <w:snapToGrid w:val="false"/>
                 <w:color w:val="231916"/>
                 <w:sz w:val="2"/>
                 <w:szCs w:val="2"/>
@@ -1265,6 +1286,7 @@
                 <w:rFonts w:ascii="Malgun Gothic" w:eastAsia="Malgun Gothic" w:hAnsi="Malgun Gothic"/>
                 <w:b/>
                 <w:bCs/>
+                <w:snapToGrid w:val="false"/>
                 <w:color w:val="023A68"/>
                 <w:sz w:val="21"/>
                 <w:szCs w:val="21"/>
@@ -1299,6 +1321,7 @@
                 <w:rFonts w:ascii="Malgun Gothic" w:eastAsia="Malgun Gothic" w:hAnsi="Malgun Gothic"/>
                 <w:b w:val="false"/>
                 <w:bCs w:val="false"/>
+                <w:snapToGrid w:val="false"/>
                 <w:color w:val="231916"/>
                 <w:sz w:val="2"/>
                 <w:szCs w:val="2"/>
@@ -1361,6 +1384,7 @@
                 <w:rFonts w:ascii="Malgun Gothic" w:eastAsia="Malgun Gothic" w:hAnsi="Malgun Gothic"/>
                 <w:b w:val="false"/>
                 <w:bCs w:val="false"/>
+                <w:snapToGrid w:val="false"/>
                 <w:color w:val="231916"/>
                 <w:sz w:val="2"/>
                 <w:szCs w:val="2"/>
@@ -1397,6 +1421,7 @@
                 <w:rFonts w:ascii="Malgun Gothic" w:eastAsia="Malgun Gothic" w:hAnsi="Malgun Gothic"/>
                 <w:b/>
                 <w:bCs/>
+                <w:snapToGrid w:val="false"/>
                 <w:color w:val="023A68"/>
                 <w:sz w:val="19"/>
                 <w:szCs w:val="19"/>
@@ -1427,7 +1452,7 @@
       </w:tblGrid>
       <w:tr>
         <w:trPr>
-          <w:trHeight w:val="431" w:hRule="exact"/>
+          <w:trHeight w:val="420" w:hRule="exact"/>
         </w:trPr>
         <w:tc>
           <w:tcPr>
@@ -1456,6 +1481,7 @@
                 <w:rFonts w:ascii="Malgun Gothic" w:eastAsia="Malgun Gothic" w:hAnsi="Malgun Gothic"/>
                 <w:b/>
                 <w:bCs/>
+                <w:snapToGrid w:val="false"/>
                 <w:color w:val="231916"/>
                 <w:sz w:val="17"/>
                 <w:szCs w:val="17"/>
@@ -1514,6 +1540,7 @@
                 <w:rFonts w:ascii="Malgun Gothic" w:eastAsia="Malgun Gothic" w:hAnsi="Malgun Gothic"/>
                 <w:b/>
                 <w:bCs/>
+                <w:snapToGrid w:val="false"/>
                 <w:color w:val="231916"/>
                 <w:sz w:val="17"/>
                 <w:szCs w:val="17"/>
@@ -1548,7 +1575,7 @@
       </w:tr>
       <w:tr>
         <w:trPr>
-          <w:trHeight w:val="431" w:hRule="exact"/>
+          <w:trHeight w:val="420" w:hRule="exact"/>
         </w:trPr>
         <w:tc>
           <w:tcPr>
@@ -1577,6 +1604,7 @@
                 <w:rFonts w:ascii="Malgun Gothic" w:eastAsia="Malgun Gothic" w:hAnsi="Malgun Gothic"/>
                 <w:b/>
                 <w:bCs/>
+                <w:snapToGrid w:val="false"/>
                 <w:color w:val="231916"/>
                 <w:sz w:val="17"/>
                 <w:szCs w:val="17"/>
@@ -1635,6 +1663,7 @@
                 <w:rFonts w:ascii="Malgun Gothic" w:eastAsia="Malgun Gothic" w:hAnsi="Malgun Gothic"/>
                 <w:b/>
                 <w:bCs/>
+                <w:snapToGrid w:val="false"/>
                 <w:color w:val="231916"/>
                 <w:sz w:val="17"/>
                 <w:szCs w:val="17"/>
@@ -1686,7 +1715,7 @@
       </w:tblGrid>
       <w:tr>
         <w:trPr>
-          <w:trHeight w:val="624" w:hRule="exact"/>
+          <w:trHeight w:val="600" w:hRule="exact"/>
         </w:trPr>
         <w:tc>
           <w:tcPr>
@@ -1715,6 +1744,7 @@
                 <w:rFonts w:ascii="Malgun Gothic" w:eastAsia="Malgun Gothic" w:hAnsi="Malgun Gothic"/>
                 <w:b/>
                 <w:bCs/>
+                <w:snapToGrid w:val="false"/>
                 <w:color w:val="231916"/>
                 <w:sz w:val="17"/>
                 <w:szCs w:val="17"/>
@@ -1749,7 +1779,7 @@
       </w:tr>
       <w:tr>
         <w:trPr>
-          <w:trHeight w:val="624" w:hRule="exact"/>
+          <w:trHeight w:val="600" w:hRule="exact"/>
         </w:trPr>
         <w:tc>
           <w:tcPr>
@@ -1778,6 +1808,7 @@
                 <w:rFonts w:ascii="Malgun Gothic" w:eastAsia="Malgun Gothic" w:hAnsi="Malgun Gothic"/>
                 <w:b/>
                 <w:bCs/>
+                <w:snapToGrid w:val="false"/>
                 <w:color w:val="231916"/>
                 <w:sz w:val="17"/>
                 <w:szCs w:val="17"/>
@@ -1863,6 +1894,7 @@
                 <w:rFonts w:ascii="Malgun Gothic" w:eastAsia="Malgun Gothic" w:hAnsi="Malgun Gothic"/>
                 <w:b w:val="false"/>
                 <w:bCs w:val="false"/>
+                <w:snapToGrid w:val="false"/>
                 <w:color w:val="231916"/>
                 <w:sz w:val="2"/>
                 <w:szCs w:val="2"/>
@@ -1899,6 +1931,7 @@
                 <w:rFonts w:ascii="Malgun Gothic" w:eastAsia="Malgun Gothic" w:hAnsi="Malgun Gothic"/>
                 <w:b/>
                 <w:bCs/>
+                <w:snapToGrid w:val="false"/>
                 <w:color w:val="023A68"/>
                 <w:sz w:val="19"/>
                 <w:szCs w:val="19"/>
@@ -1929,7 +1962,7 @@
       </w:tblGrid>
       <w:tr>
         <w:trPr>
-          <w:trHeight w:val="318" w:hRule="exact"/>
+          <w:trHeight w:val="310" w:hRule="exact"/>
         </w:trPr>
         <w:tc>
           <w:tcPr>
@@ -1957,6 +1990,7 @@
                 <w:rFonts w:ascii="Malgun Gothic" w:eastAsia="Malgun Gothic" w:hAnsi="Malgun Gothic"/>
                 <w:b w:val="false"/>
                 <w:bCs w:val="false"/>
+                <w:snapToGrid w:val="false"/>
                 <w:color w:val="231916"/>
                 <w:sz w:val="16"/>
                 <w:szCs w:val="16"/>
@@ -1991,6 +2025,7 @@
                 <w:rFonts w:ascii="Malgun Gothic" w:eastAsia="Malgun Gothic" w:hAnsi="Malgun Gothic"/>
                 <w:b w:val="false"/>
                 <w:bCs w:val="false"/>
+                <w:snapToGrid w:val="false"/>
                 <w:color w:val="231916"/>
                 <w:sz w:val="16"/>
                 <w:szCs w:val="16"/>
@@ -2025,6 +2060,7 @@
                 <w:rFonts w:ascii="Malgun Gothic" w:eastAsia="Malgun Gothic" w:hAnsi="Malgun Gothic"/>
                 <w:b w:val="false"/>
                 <w:bCs w:val="false"/>
+                <w:snapToGrid w:val="false"/>
                 <w:color w:val="231916"/>
                 <w:sz w:val="16"/>
                 <w:szCs w:val="16"/>
@@ -2059,6 +2095,7 @@
                 <w:rFonts w:ascii="Malgun Gothic" w:eastAsia="Malgun Gothic" w:hAnsi="Malgun Gothic"/>
                 <w:b w:val="false"/>
                 <w:bCs w:val="false"/>
+                <w:snapToGrid w:val="false"/>
                 <w:color w:val="231916"/>
                 <w:sz w:val="16"/>
                 <w:szCs w:val="16"/>
@@ -2070,7 +2107,7 @@
       </w:tr>
       <w:tr>
         <w:trPr>
-          <w:trHeight w:val="318" w:hRule="exact"/>
+          <w:trHeight w:val="310" w:hRule="exact"/>
         </w:trPr>
         <w:tc>
           <w:tcPr>
@@ -2098,6 +2135,7 @@
                 <w:rFonts w:ascii="Malgun Gothic" w:eastAsia="Malgun Gothic" w:hAnsi="Malgun Gothic"/>
                 <w:b w:val="false"/>
                 <w:bCs w:val="false"/>
+                <w:snapToGrid w:val="false"/>
                 <w:color w:val="231916"/>
                 <w:sz w:val="16"/>
                 <w:szCs w:val="16"/>
@@ -2132,6 +2170,7 @@
                 <w:rFonts w:ascii="Malgun Gothic" w:eastAsia="Malgun Gothic" w:hAnsi="Malgun Gothic"/>
                 <w:b w:val="false"/>
                 <w:bCs w:val="false"/>
+                <w:snapToGrid w:val="false"/>
                 <w:color w:val="231916"/>
                 <w:sz w:val="16"/>
                 <w:szCs w:val="16"/>
@@ -2166,6 +2205,7 @@
                 <w:rFonts w:ascii="Malgun Gothic" w:eastAsia="Malgun Gothic" w:hAnsi="Malgun Gothic"/>
                 <w:b w:val="false"/>
                 <w:bCs w:val="false"/>
+                <w:snapToGrid w:val="false"/>
                 <w:color w:val="231916"/>
                 <w:sz w:val="16"/>
                 <w:szCs w:val="16"/>
@@ -2200,6 +2240,7 @@
                 <w:rFonts w:ascii="Malgun Gothic" w:eastAsia="Malgun Gothic" w:hAnsi="Malgun Gothic"/>
                 <w:b w:val="false"/>
                 <w:bCs w:val="false"/>
+                <w:snapToGrid w:val="false"/>
                 <w:color w:val="231916"/>
                 <w:sz w:val="16"/>
                 <w:szCs w:val="16"/>
@@ -2230,7 +2271,7 @@
       </w:tblGrid>
       <w:tr>
         <w:trPr>
-          <w:trHeight w:val="357" w:hRule="exact"/>
+          <w:trHeight w:val="348" w:hRule="exact"/>
         </w:trPr>
         <w:tc>
           <w:tcPr>
@@ -2260,6 +2301,7 @@
                 <w:rFonts w:ascii="Malgun Gothic" w:eastAsia="Malgun Gothic" w:hAnsi="Malgun Gothic"/>
                 <w:b/>
                 <w:bCs/>
+                <w:snapToGrid w:val="false"/>
                 <w:color w:val="023A68"/>
                 <w:sz w:val="16"/>
                 <w:szCs w:val="16"/>
@@ -2296,6 +2338,7 @@
                 <w:rFonts w:ascii="Malgun Gothic" w:eastAsia="Malgun Gothic" w:hAnsi="Malgun Gothic"/>
                 <w:b/>
                 <w:bCs/>
+                <w:snapToGrid w:val="false"/>
                 <w:color w:val="023A68"/>
                 <w:sz w:val="16"/>
                 <w:szCs w:val="16"/>
@@ -2332,6 +2375,7 @@
                 <w:rFonts w:ascii="Malgun Gothic" w:eastAsia="Malgun Gothic" w:hAnsi="Malgun Gothic"/>
                 <w:b/>
                 <w:bCs/>
+                <w:snapToGrid w:val="false"/>
                 <w:color w:val="023A68"/>
                 <w:sz w:val="16"/>
                 <w:szCs w:val="16"/>
@@ -2368,6 +2412,7 @@
                 <w:rFonts w:ascii="Malgun Gothic" w:eastAsia="Malgun Gothic" w:hAnsi="Malgun Gothic"/>
                 <w:b/>
                 <w:bCs/>
+                <w:snapToGrid w:val="false"/>
                 <w:color w:val="023A68"/>
                 <w:sz w:val="16"/>
                 <w:szCs w:val="16"/>
@@ -2379,7 +2424,7 @@
       </w:tr>
       <w:tr>
         <w:trPr>
-          <w:trHeight w:val="357" w:hRule="exact"/>
+          <w:trHeight w:val="348" w:hRule="exact"/>
         </w:trPr>
         <w:tc>
           <w:tcPr>
@@ -2408,6 +2453,7 @@
                 <w:rFonts w:ascii="Malgun Gothic" w:eastAsia="Malgun Gothic" w:hAnsi="Malgun Gothic"/>
                 <w:b w:val="false"/>
                 <w:bCs w:val="false"/>
+                <w:snapToGrid w:val="false"/>
                 <w:color w:val="231916"/>
                 <w:sz w:val="16"/>
                 <w:szCs w:val="16"/>
@@ -2443,6 +2489,7 @@
                 <w:rFonts w:ascii="Malgun Gothic" w:eastAsia="Malgun Gothic" w:hAnsi="Malgun Gothic"/>
                 <w:b w:val="false"/>
                 <w:bCs w:val="false"/>
+                <w:snapToGrid w:val="false"/>
                 <w:color w:val="231916"/>
                 <w:sz w:val="16"/>
                 <w:szCs w:val="16"/>
@@ -2478,6 +2525,7 @@
                 <w:rFonts w:ascii="Malgun Gothic" w:eastAsia="Malgun Gothic" w:hAnsi="Malgun Gothic"/>
                 <w:b w:val="false"/>
                 <w:bCs w:val="false"/>
+                <w:snapToGrid w:val="false"/>
                 <w:color w:val="231916"/>
                 <w:sz w:val="16"/>
                 <w:szCs w:val="16"/>
@@ -2513,6 +2561,7 @@
                 <w:rFonts w:ascii="Malgun Gothic" w:eastAsia="Malgun Gothic" w:hAnsi="Malgun Gothic"/>
                 <w:b w:val="false"/>
                 <w:bCs w:val="false"/>
+                <w:snapToGrid w:val="false"/>
                 <w:color w:val="231916"/>
                 <w:sz w:val="16"/>
                 <w:szCs w:val="16"/>
@@ -2524,7 +2573,7 @@
       </w:tr>
       <w:tr>
         <w:trPr>
-          <w:trHeight w:val="357" w:hRule="exact"/>
+          <w:trHeight w:val="348" w:hRule="exact"/>
         </w:trPr>
         <w:tc>
           <w:tcPr>
@@ -2553,6 +2602,7 @@
                 <w:rFonts w:ascii="Malgun Gothic" w:eastAsia="Malgun Gothic" w:hAnsi="Malgun Gothic"/>
                 <w:b w:val="false"/>
                 <w:bCs w:val="false"/>
+                <w:snapToGrid w:val="false"/>
                 <w:color w:val="231916"/>
                 <w:sz w:val="16"/>
                 <w:szCs w:val="16"/>
@@ -2588,6 +2638,7 @@
                 <w:rFonts w:ascii="Malgun Gothic" w:eastAsia="Malgun Gothic" w:hAnsi="Malgun Gothic"/>
                 <w:b w:val="false"/>
                 <w:bCs w:val="false"/>
+                <w:snapToGrid w:val="false"/>
                 <w:color w:val="231916"/>
                 <w:sz w:val="16"/>
                 <w:szCs w:val="16"/>
@@ -2623,6 +2674,7 @@
                 <w:rFonts w:ascii="Malgun Gothic" w:eastAsia="Malgun Gothic" w:hAnsi="Malgun Gothic"/>
                 <w:b w:val="false"/>
                 <w:bCs w:val="false"/>
+                <w:snapToGrid w:val="false"/>
                 <w:color w:val="231916"/>
                 <w:sz w:val="16"/>
                 <w:szCs w:val="16"/>
@@ -2658,6 +2710,7 @@
                 <w:rFonts w:ascii="Malgun Gothic" w:eastAsia="Malgun Gothic" w:hAnsi="Malgun Gothic"/>
                 <w:b w:val="false"/>
                 <w:bCs w:val="false"/>
+                <w:snapToGrid w:val="false"/>
                 <w:color w:val="231916"/>
                 <w:sz w:val="16"/>
                 <w:szCs w:val="16"/>
@@ -2669,7 +2722,7 @@
       </w:tr>
       <w:tr>
         <w:trPr>
-          <w:trHeight w:val="357" w:hRule="exact"/>
+          <w:trHeight w:val="348" w:hRule="exact"/>
         </w:trPr>
         <w:tc>
           <w:tcPr>
@@ -2698,6 +2751,7 @@
                 <w:rFonts w:ascii="Malgun Gothic" w:eastAsia="Malgun Gothic" w:hAnsi="Malgun Gothic"/>
                 <w:b w:val="false"/>
                 <w:bCs w:val="false"/>
+                <w:snapToGrid w:val="false"/>
                 <w:color w:val="231916"/>
                 <w:sz w:val="16"/>
                 <w:szCs w:val="16"/>
@@ -2733,6 +2787,7 @@
                 <w:rFonts w:ascii="Malgun Gothic" w:eastAsia="Malgun Gothic" w:hAnsi="Malgun Gothic"/>
                 <w:b w:val="false"/>
                 <w:bCs w:val="false"/>
+                <w:snapToGrid w:val="false"/>
                 <w:color w:val="231916"/>
                 <w:sz w:val="16"/>
                 <w:szCs w:val="16"/>
@@ -2768,6 +2823,7 @@
                 <w:rFonts w:ascii="Malgun Gothic" w:eastAsia="Malgun Gothic" w:hAnsi="Malgun Gothic"/>
                 <w:b w:val="false"/>
                 <w:bCs w:val="false"/>
+                <w:snapToGrid w:val="false"/>
                 <w:color w:val="231916"/>
                 <w:sz w:val="16"/>
                 <w:szCs w:val="16"/>
@@ -2803,6 +2859,7 @@
                 <w:rFonts w:ascii="Malgun Gothic" w:eastAsia="Malgun Gothic" w:hAnsi="Malgun Gothic"/>
                 <w:b w:val="false"/>
                 <w:bCs w:val="false"/>
+                <w:snapToGrid w:val="false"/>
                 <w:color w:val="231916"/>
                 <w:sz w:val="16"/>
                 <w:szCs w:val="16"/>
@@ -2814,7 +2871,7 @@
       </w:tr>
       <w:tr>
         <w:trPr>
-          <w:trHeight w:val="357" w:hRule="exact"/>
+          <w:trHeight w:val="348" w:hRule="exact"/>
         </w:trPr>
         <w:tc>
           <w:tcPr>
@@ -2843,6 +2900,7 @@
                 <w:rFonts w:ascii="Malgun Gothic" w:eastAsia="Malgun Gothic" w:hAnsi="Malgun Gothic"/>
                 <w:b w:val="false"/>
                 <w:bCs w:val="false"/>
+                <w:snapToGrid w:val="false"/>
                 <w:color w:val="231916"/>
                 <w:sz w:val="16"/>
                 <w:szCs w:val="16"/>
@@ -2878,6 +2936,7 @@
                 <w:rFonts w:ascii="Malgun Gothic" w:eastAsia="Malgun Gothic" w:hAnsi="Malgun Gothic"/>
                 <w:b w:val="false"/>
                 <w:bCs w:val="false"/>
+                <w:snapToGrid w:val="false"/>
                 <w:color w:val="231916"/>
                 <w:sz w:val="16"/>
                 <w:szCs w:val="16"/>
@@ -2913,6 +2972,7 @@
                 <w:rFonts w:ascii="Malgun Gothic" w:eastAsia="Malgun Gothic" w:hAnsi="Malgun Gothic"/>
                 <w:b w:val="false"/>
                 <w:bCs w:val="false"/>
+                <w:snapToGrid w:val="false"/>
                 <w:color w:val="231916"/>
                 <w:sz w:val="16"/>
                 <w:szCs w:val="16"/>
@@ -2948,6 +3008,7 @@
                 <w:rFonts w:ascii="Malgun Gothic" w:eastAsia="Malgun Gothic" w:hAnsi="Malgun Gothic"/>
                 <w:b w:val="false"/>
                 <w:bCs w:val="false"/>
+                <w:snapToGrid w:val="false"/>
                 <w:color w:val="231916"/>
                 <w:sz w:val="16"/>
                 <w:szCs w:val="16"/>
@@ -2959,7 +3020,7 @@
       </w:tr>
       <w:tr>
         <w:trPr>
-          <w:trHeight w:val="357" w:hRule="exact"/>
+          <w:trHeight w:val="348" w:hRule="exact"/>
         </w:trPr>
         <w:tc>
           <w:tcPr>
@@ -2988,6 +3049,7 @@
                 <w:rFonts w:ascii="Malgun Gothic" w:eastAsia="Malgun Gothic" w:hAnsi="Malgun Gothic"/>
                 <w:b w:val="false"/>
                 <w:bCs w:val="false"/>
+                <w:snapToGrid w:val="false"/>
                 <w:color w:val="231916"/>
                 <w:sz w:val="16"/>
                 <w:szCs w:val="16"/>
@@ -3023,6 +3085,7 @@
                 <w:rFonts w:ascii="Malgun Gothic" w:eastAsia="Malgun Gothic" w:hAnsi="Malgun Gothic"/>
                 <w:b w:val="false"/>
                 <w:bCs w:val="false"/>
+                <w:snapToGrid w:val="false"/>
                 <w:color w:val="231916"/>
                 <w:sz w:val="16"/>
                 <w:szCs w:val="16"/>
@@ -3058,6 +3121,7 @@
                 <w:rFonts w:ascii="Malgun Gothic" w:eastAsia="Malgun Gothic" w:hAnsi="Malgun Gothic"/>
                 <w:b w:val="false"/>
                 <w:bCs w:val="false"/>
+                <w:snapToGrid w:val="false"/>
                 <w:color w:val="231916"/>
                 <w:sz w:val="16"/>
                 <w:szCs w:val="16"/>
@@ -3093,6 +3157,7 @@
                 <w:rFonts w:ascii="Malgun Gothic" w:eastAsia="Malgun Gothic" w:hAnsi="Malgun Gothic"/>
                 <w:b w:val="false"/>
                 <w:bCs w:val="false"/>
+                <w:snapToGrid w:val="false"/>
                 <w:color w:val="231916"/>
                 <w:sz w:val="16"/>
                 <w:szCs w:val="16"/>
@@ -3155,6 +3220,7 @@
                 <w:rFonts w:ascii="Malgun Gothic" w:eastAsia="Malgun Gothic" w:hAnsi="Malgun Gothic"/>
                 <w:b w:val="false"/>
                 <w:bCs w:val="false"/>
+                <w:snapToGrid w:val="false"/>
                 <w:color w:val="231916"/>
                 <w:sz w:val="2"/>
                 <w:szCs w:val="2"/>
@@ -3191,6 +3257,7 @@
                 <w:rFonts w:ascii="Malgun Gothic" w:eastAsia="Malgun Gothic" w:hAnsi="Malgun Gothic"/>
                 <w:b/>
                 <w:bCs/>
+                <w:snapToGrid w:val="false"/>
                 <w:color w:val="023A68"/>
                 <w:sz w:val="19"/>
                 <w:szCs w:val="19"/>
@@ -3202,6 +3269,7 @@
                 <w:rFonts w:ascii="Malgun Gothic" w:eastAsia="Malgun Gothic" w:hAnsi="Malgun Gothic"/>
                 <w:b w:val="false"/>
                 <w:bCs w:val="false"/>
+                <w:snapToGrid w:val="false"/>
                 <w:color w:val="6B7683"/>
                 <w:sz w:val="15"/>
                 <w:szCs w:val="15"/>
@@ -3229,7 +3297,7 @@
       </w:tblGrid>
       <w:tr>
         <w:trPr>
-          <w:trHeight w:val="380" w:hRule="exact"/>
+          <w:trHeight w:val="370" w:hRule="exact"/>
         </w:trPr>
         <w:tc>
           <w:tcPr>
@@ -3257,6 +3325,7 @@
                 <w:rFonts w:ascii="Malgun Gothic" w:eastAsia="Malgun Gothic" w:hAnsi="Malgun Gothic"/>
                 <w:b w:val="false"/>
                 <w:bCs w:val="false"/>
+                <w:snapToGrid w:val="false"/>
                 <w:color w:val="231916"/>
                 <w:sz w:val="17"/>
                 <w:szCs w:val="17"/>
@@ -3268,7 +3337,7 @@
       </w:tr>
       <w:tr>
         <w:trPr>
-          <w:trHeight w:val="380" w:hRule="exact"/>
+          <w:trHeight w:val="370" w:hRule="exact"/>
         </w:trPr>
         <w:tc>
           <w:tcPr>
@@ -3296,6 +3365,7 @@
                 <w:rFonts w:ascii="Malgun Gothic" w:eastAsia="Malgun Gothic" w:hAnsi="Malgun Gothic"/>
                 <w:b w:val="false"/>
                 <w:bCs w:val="false"/>
+                <w:snapToGrid w:val="false"/>
                 <w:color w:val="231916"/>
                 <w:sz w:val="17"/>
                 <w:szCs w:val="17"/>
@@ -3307,7 +3377,7 @@
       </w:tr>
       <w:tr>
         <w:trPr>
-          <w:trHeight w:val="380" w:hRule="exact"/>
+          <w:trHeight w:val="370" w:hRule="exact"/>
         </w:trPr>
         <w:tc>
           <w:tcPr>
@@ -3335,6 +3405,7 @@
                 <w:rFonts w:ascii="Malgun Gothic" w:eastAsia="Malgun Gothic" w:hAnsi="Malgun Gothic"/>
                 <w:b w:val="false"/>
                 <w:bCs w:val="false"/>
+                <w:snapToGrid w:val="false"/>
                 <w:color w:val="231916"/>
                 <w:sz w:val="17"/>
                 <w:szCs w:val="17"/>
@@ -3346,7 +3417,7 @@
       </w:tr>
       <w:tr>
         <w:trPr>
-          <w:trHeight w:val="380" w:hRule="exact"/>
+          <w:trHeight w:val="370" w:hRule="exact"/>
         </w:trPr>
         <w:tc>
           <w:tcPr>
@@ -3374,6 +3445,7 @@
                 <w:rFonts w:ascii="Malgun Gothic" w:eastAsia="Malgun Gothic" w:hAnsi="Malgun Gothic"/>
                 <w:b w:val="false"/>
                 <w:bCs w:val="false"/>
+                <w:snapToGrid w:val="false"/>
                 <w:color w:val="231916"/>
                 <w:sz w:val="17"/>
                 <w:szCs w:val="17"/>
@@ -3402,7 +3474,7 @@
       </w:tblGrid>
       <w:tr>
         <w:trPr>
-          <w:trHeight w:val="380" w:hRule="exact"/>
+          <w:trHeight w:val="370" w:hRule="exact"/>
         </w:trPr>
         <w:tc>
           <w:tcPr>
@@ -3430,6 +3502,7 @@
                 <w:rFonts w:ascii="Malgun Gothic" w:eastAsia="Malgun Gothic" w:hAnsi="Malgun Gothic"/>
                 <w:b w:val="false"/>
                 <w:bCs w:val="false"/>
+                <w:snapToGrid w:val="false"/>
                 <w:color w:val="231916"/>
                 <w:sz w:val="17"/>
                 <w:szCs w:val="17"/>
@@ -3464,6 +3537,7 @@
                 <w:rFonts w:ascii="Malgun Gothic" w:eastAsia="Malgun Gothic" w:hAnsi="Malgun Gothic"/>
                 <w:b w:val="false"/>
                 <w:bCs w:val="false"/>
+                <w:snapToGrid w:val="false"/>
                 <w:color w:val="231916"/>
                 <w:sz w:val="17"/>
                 <w:szCs w:val="17"/>
@@ -3475,7 +3549,7 @@
       </w:tr>
       <w:tr>
         <w:trPr>
-          <w:trHeight w:val="380" w:hRule="exact"/>
+          <w:trHeight w:val="370" w:hRule="exact"/>
         </w:trPr>
         <w:tc>
           <w:tcPr>
@@ -3503,6 +3577,7 @@
                 <w:rFonts w:ascii="Malgun Gothic" w:eastAsia="Malgun Gothic" w:hAnsi="Malgun Gothic"/>
                 <w:b w:val="false"/>
                 <w:bCs w:val="false"/>
+                <w:snapToGrid w:val="false"/>
                 <w:color w:val="231916"/>
                 <w:sz w:val="17"/>
                 <w:szCs w:val="17"/>
@@ -3537,6 +3612,7 @@
                 <w:rFonts w:ascii="Malgun Gothic" w:eastAsia="Malgun Gothic" w:hAnsi="Malgun Gothic"/>
                 <w:b w:val="false"/>
                 <w:bCs w:val="false"/>
+                <w:snapToGrid w:val="false"/>
                 <w:color w:val="231916"/>
                 <w:sz w:val="17"/>
                 <w:szCs w:val="17"/>
@@ -3568,6 +3644,9 @@
         <w:gridCol w:w="10090"/>
       </w:tblGrid>
       <w:tr>
+        <w:trPr>
+          <w:trHeight w:val="1140" w:hRule="exact"/>
+        </w:trPr>
         <w:tc>
           <w:tcPr>
             <w:tcW w:type="dxa" w:w="10090"/>
@@ -3594,6 +3673,7 @@
                 <w:rFonts w:ascii="Malgun Gothic" w:eastAsia="Malgun Gothic" w:hAnsi="Malgun Gothic"/>
                 <w:b w:val="false"/>
                 <w:bCs w:val="false"/>
+                <w:snapToGrid w:val="false"/>
                 <w:color w:val="231916"/>
                 <w:sz w:val="17"/>
                 <w:szCs w:val="17"/>
@@ -3631,7 +3711,7 @@
       </w:tblGrid>
       <w:tr>
         <w:trPr>
-          <w:trHeight w:val="624" w:hRule="exact"/>
+          <w:trHeight w:val="600" w:hRule="exact"/>
         </w:trPr>
         <w:tc>
           <w:tcPr>
@@ -3660,6 +3740,7 @@
                 <w:rFonts w:ascii="Malgun Gothic" w:eastAsia="Malgun Gothic" w:hAnsi="Malgun Gothic"/>
                 <w:b/>
                 <w:bCs/>
+                <w:snapToGrid w:val="false"/>
                 <w:color w:val="231916"/>
                 <w:sz w:val="17"/>
                 <w:szCs w:val="17"/>
@@ -3694,6 +3775,7 @@
                 <w:rFonts w:ascii="Malgun Gothic" w:eastAsia="Malgun Gothic" w:hAnsi="Malgun Gothic"/>
                 <w:b w:val="false"/>
                 <w:bCs w:val="false"/>
+                <w:snapToGrid w:val="false"/>
                 <w:color w:val="231916"/>
                 <w:sz w:val="17"/>
                 <w:szCs w:val="17"/>
@@ -3729,6 +3811,7 @@
                 <w:rFonts w:ascii="Malgun Gothic" w:eastAsia="Malgun Gothic" w:hAnsi="Malgun Gothic"/>
                 <w:b/>
                 <w:bCs/>
+                <w:snapToGrid w:val="false"/>
                 <w:color w:val="231916"/>
                 <w:sz w:val="17"/>
                 <w:szCs w:val="17"/>
@@ -3763,6 +3846,7 @@
                 <w:rFonts w:ascii="Malgun Gothic" w:eastAsia="Malgun Gothic" w:hAnsi="Malgun Gothic"/>
                 <w:b w:val="false"/>
                 <w:bCs w:val="false"/>
+                <w:snapToGrid w:val="false"/>
                 <w:color w:val="231916"/>
                 <w:sz w:val="17"/>
                 <w:szCs w:val="17"/>
@@ -3798,6 +3882,7 @@
                 <w:rFonts w:ascii="Malgun Gothic" w:eastAsia="Malgun Gothic" w:hAnsi="Malgun Gothic"/>
                 <w:b/>
                 <w:bCs/>
+                <w:snapToGrid w:val="false"/>
                 <w:color w:val="231916"/>
                 <w:sz w:val="17"/>
                 <w:szCs w:val="17"/>
@@ -3832,6 +3917,7 @@
                 <w:rFonts w:ascii="Malgun Gothic" w:eastAsia="Malgun Gothic" w:hAnsi="Malgun Gothic"/>
                 <w:b w:val="false"/>
                 <w:bCs w:val="false"/>
+                <w:snapToGrid w:val="false"/>
                 <w:color w:val="231916"/>
                 <w:sz w:val="17"/>
                 <w:szCs w:val="17"/>
@@ -3842,6 +3928,11 @@
         </w:tc>
       </w:tr>
     </w:tbl>
+    <w:p>
+      <w:pPr>
+        <w:spacing w:after="0" w:before="0" w:line="120" w:lineRule="exact"/>
+      </w:pPr>
+    </w:p>
     <w:sectPr>
       <w:pgSz w:w="11906" w:h="16838" w:orient="portrait"/>
       <w:pgMar w:top="540" w:right="900" w:bottom="540" w:left="900" w:header="708" w:footer="708" w:gutter="0"/>
